--- a/backend/app/services/templates/assets/sales_contract_template.docx
+++ b/backend/app/services/templates/assets/sales_contract_template.docx
@@ -8,8 +8,10 @@
       </w:pPr>
       <w:r>
         <w:rPr>
+          <w:rFonts w:ascii="Adani Regular" w:hAnsi="Adani Regular" w:eastAsia="Adani Regular" w:cs="Adani Regular"/>
           <w:b/>
-          <w:sz w:val="36"/>
+          <w:sz w:val="22"/>
+          <w:u w:val="single"/>
         </w:rPr>
         <w:t>SALES CONTRACT</w:t>
       </w:r>
@@ -20,511 +22,1442 @@
       </w:pPr>
       <w:r>
         <w:rPr>
+          <w:rFonts w:ascii="Adani Regular" w:hAnsi="Adani Regular" w:eastAsia="Adani Regular" w:cs="Adani Regular"/>
+          <w:b w:val="0"/>
           <w:i/>
+          <w:sz w:val="16"/>
+        </w:rPr>
+        <w:t>Draft for internal review - not issued, not signed</w:t>
+      </w:r>
+    </w:p>
+    <w:p>
+      <w:pPr>
+        <w:tabs>
+          <w:tab w:pos="9180" w:val="right"/>
+        </w:tabs>
+      </w:pPr>
+      <w:r>
+        <w:rPr>
+          <w:rFonts w:ascii="Adani Regular" w:hAnsi="Adani Regular" w:eastAsia="Adani Regular" w:cs="Adani Regular"/>
+          <w:b/>
+          <w:i w:val="0"/>
           <w:sz w:val="20"/>
         </w:rPr>
-        <w:t>Draft for internal review — not issued, not signed</w:t>
+        <w:t>{{contract_no}}</w:t>
+      </w:r>
+      <w:r>
+        <w:tab/>
+      </w:r>
+      <w:r>
+        <w:rPr>
+          <w:rFonts w:ascii="Adani Regular" w:hAnsi="Adani Regular" w:eastAsia="Adani Regular" w:cs="Adani Regular"/>
+          <w:b w:val="0"/>
+          <w:i w:val="0"/>
+          <w:sz w:val="20"/>
+        </w:rPr>
+        <w:t xml:space="preserve">DATE: </w:t>
+      </w:r>
+      <w:r>
+        <w:rPr>
+          <w:rFonts w:ascii="Adani Regular" w:hAnsi="Adani Regular" w:eastAsia="Adani Regular" w:cs="Adani Regular"/>
+          <w:b/>
+          <w:i w:val="0"/>
+          <w:sz w:val="20"/>
+        </w:rPr>
+        <w:t>{{contract_date}}</w:t>
       </w:r>
     </w:p>
+    <w:p/>
+    <w:p>
+      <w:pPr>
+        <w:spacing w:after="0"/>
+      </w:pPr>
+      <w:r>
+        <w:rPr>
+          <w:rFonts w:ascii="Adani Regular" w:hAnsi="Adani Regular" w:eastAsia="Adani Regular" w:cs="Adani Regular"/>
+          <w:b/>
+          <w:i w:val="0"/>
+          <w:sz w:val="18"/>
+        </w:rPr>
+        <w:t>{{buyer}}</w:t>
+      </w:r>
+    </w:p>
+    <w:p/>
+    <w:p>
+      <w:pPr>
+        <w:tabs>
+          <w:tab w:pos="3168" w:val="left"/>
+          <w:tab w:pos="3456" w:val="left"/>
+        </w:tabs>
+        <w:spacing w:after="0"/>
+      </w:pPr>
+      <w:r>
+        <w:rPr>
+          <w:rFonts w:ascii="Adani Regular" w:hAnsi="Adani Regular" w:eastAsia="Adani Regular" w:cs="Adani Regular"/>
+          <w:b/>
+          <w:sz w:val="18"/>
+        </w:rPr>
+        <w:t>AGFZE BATCH REFERENCE</w:t>
+      </w:r>
+      <w:r>
+        <w:rPr>
+          <w:rFonts w:ascii="Adani Regular" w:hAnsi="Adani Regular" w:eastAsia="Adani Regular" w:cs="Adani Regular"/>
+          <w:b w:val="0"/>
+          <w:sz w:val="18"/>
+        </w:rPr>
+        <w:tab/>
+        <w:t>:</w:t>
+        <w:tab/>
+      </w:r>
+      <w:r>
+        <w:rPr>
+          <w:rFonts w:ascii="Adani Regular" w:hAnsi="Adani Regular" w:eastAsia="Adani Regular" w:cs="Adani Regular"/>
+          <w:b/>
+          <w:i w:val="0"/>
+          <w:sz w:val="18"/>
+        </w:rPr>
+        <w:t>{{batch_number}}</w:t>
+      </w:r>
+    </w:p>
+    <w:p>
+      <w:pPr>
+        <w:tabs>
+          <w:tab w:pos="3168" w:val="left"/>
+          <w:tab w:pos="3456" w:val="left"/>
+        </w:tabs>
+        <w:spacing w:after="0"/>
+      </w:pPr>
+      <w:r>
+        <w:rPr>
+          <w:rFonts w:ascii="Adani Regular" w:hAnsi="Adani Regular" w:eastAsia="Adani Regular" w:cs="Adani Regular"/>
+          <w:b/>
+          <w:sz w:val="18"/>
+        </w:rPr>
+        <w:t>SELLER</w:t>
+      </w:r>
+      <w:r>
+        <w:rPr>
+          <w:rFonts w:ascii="Adani Regular" w:hAnsi="Adani Regular" w:eastAsia="Adani Regular" w:cs="Adani Regular"/>
+          <w:b w:val="0"/>
+          <w:sz w:val="18"/>
+        </w:rPr>
+        <w:tab/>
+        <w:t>:</w:t>
+        <w:tab/>
+      </w:r>
+      <w:r>
+        <w:rPr>
+          <w:rFonts w:ascii="Adani Regular" w:hAnsi="Adani Regular" w:eastAsia="Adani Regular" w:cs="Adani Regular"/>
+          <w:b/>
+          <w:i w:val="0"/>
+          <w:sz w:val="18"/>
+        </w:rPr>
+        <w:t>{{seller}}</w:t>
+      </w:r>
+    </w:p>
+    <w:p>
+      <w:pPr>
+        <w:tabs>
+          <w:tab w:pos="3168" w:val="left"/>
+          <w:tab w:pos="3456" w:val="left"/>
+        </w:tabs>
+        <w:spacing w:after="0"/>
+      </w:pPr>
+      <w:r>
+        <w:rPr>
+          <w:rFonts w:ascii="Adani Regular" w:hAnsi="Adani Regular" w:eastAsia="Adani Regular" w:cs="Adani Regular"/>
+          <w:b/>
+          <w:sz w:val="18"/>
+        </w:rPr>
+        <w:t>DESTINATION TERRITORY</w:t>
+      </w:r>
+      <w:r>
+        <w:rPr>
+          <w:rFonts w:ascii="Adani Regular" w:hAnsi="Adani Regular" w:eastAsia="Adani Regular" w:cs="Adani Regular"/>
+          <w:b w:val="0"/>
+          <w:sz w:val="18"/>
+        </w:rPr>
+        <w:tab/>
+        <w:t>:</w:t>
+        <w:tab/>
+      </w:r>
+      <w:r>
+        <w:rPr>
+          <w:rFonts w:ascii="Adani Regular" w:hAnsi="Adani Regular" w:eastAsia="Adani Regular" w:cs="Adani Regular"/>
+          <w:b/>
+          <w:i w:val="0"/>
+          <w:sz w:val="18"/>
+        </w:rPr>
+        <w:t>{{territory}}</w:t>
+      </w:r>
+    </w:p>
+    <w:p>
+      <w:pPr>
+        <w:tabs>
+          <w:tab w:pos="3168" w:val="left"/>
+          <w:tab w:pos="3456" w:val="left"/>
+        </w:tabs>
+        <w:spacing w:after="0"/>
+      </w:pPr>
+      <w:r>
+        <w:rPr>
+          <w:rFonts w:ascii="Adani Regular" w:hAnsi="Adani Regular" w:eastAsia="Adani Regular" w:cs="Adani Regular"/>
+          <w:b/>
+          <w:sz w:val="18"/>
+        </w:rPr>
+        <w:t>COMMODITY</w:t>
+      </w:r>
+      <w:r>
+        <w:rPr>
+          <w:rFonts w:ascii="Adani Regular" w:hAnsi="Adani Regular" w:eastAsia="Adani Regular" w:cs="Adani Regular"/>
+          <w:b w:val="0"/>
+          <w:sz w:val="18"/>
+        </w:rPr>
+        <w:tab/>
+        <w:t>:</w:t>
+        <w:tab/>
+      </w:r>
+      <w:r>
+        <w:rPr>
+          <w:rFonts w:ascii="Adani Regular" w:hAnsi="Adani Regular" w:eastAsia="Adani Regular" w:cs="Adani Regular"/>
+          <w:b/>
+          <w:i w:val="0"/>
+          <w:sz w:val="18"/>
+        </w:rPr>
+        <w:t>{{commodity}}</w:t>
+      </w:r>
+    </w:p>
+    <w:p>
+      <w:pPr>
+        <w:tabs>
+          <w:tab w:pos="3168" w:val="left"/>
+          <w:tab w:pos="3456" w:val="left"/>
+        </w:tabs>
+        <w:spacing w:after="0"/>
+      </w:pPr>
+      <w:r>
+        <w:rPr>
+          <w:rFonts w:ascii="Adani Regular" w:hAnsi="Adani Regular" w:eastAsia="Adani Regular" w:cs="Adani Regular"/>
+          <w:b/>
+          <w:sz w:val="18"/>
+        </w:rPr>
+        <w:t>TRADE GRADE</w:t>
+      </w:r>
+      <w:r>
+        <w:rPr>
+          <w:rFonts w:ascii="Adani Regular" w:hAnsi="Adani Regular" w:eastAsia="Adani Regular" w:cs="Adani Regular"/>
+          <w:b w:val="0"/>
+          <w:sz w:val="18"/>
+        </w:rPr>
+        <w:tab/>
+        <w:t>:</w:t>
+        <w:tab/>
+      </w:r>
+      <w:r>
+        <w:rPr>
+          <w:rFonts w:ascii="Adani Regular" w:hAnsi="Adani Regular" w:eastAsia="Adani Regular" w:cs="Adani Regular"/>
+          <w:b/>
+          <w:i w:val="0"/>
+          <w:sz w:val="18"/>
+        </w:rPr>
+        <w:t>{{commodity_code}}</w:t>
+      </w:r>
+    </w:p>
+    <w:p>
+      <w:pPr>
+        <w:tabs>
+          <w:tab w:pos="3168" w:val="left"/>
+          <w:tab w:pos="3456" w:val="left"/>
+        </w:tabs>
+        <w:spacing w:after="0"/>
+      </w:pPr>
+      <w:r>
+        <w:rPr>
+          <w:rFonts w:ascii="Adani Regular" w:hAnsi="Adani Regular" w:eastAsia="Adani Regular" w:cs="Adani Regular"/>
+          <w:b/>
+          <w:sz w:val="18"/>
+        </w:rPr>
+        <w:t>QUANTITY (THIS SHIPMENT)</w:t>
+      </w:r>
+      <w:r>
+        <w:rPr>
+          <w:rFonts w:ascii="Adani Regular" w:hAnsi="Adani Regular" w:eastAsia="Adani Regular" w:cs="Adani Regular"/>
+          <w:b w:val="0"/>
+          <w:sz w:val="18"/>
+        </w:rPr>
+        <w:tab/>
+        <w:t>:</w:t>
+        <w:tab/>
+      </w:r>
+      <w:r>
+        <w:rPr>
+          <w:rFonts w:ascii="Adani Regular" w:hAnsi="Adani Regular" w:eastAsia="Adani Regular" w:cs="Adani Regular"/>
+          <w:b/>
+          <w:i w:val="0"/>
+          <w:sz w:val="18"/>
+        </w:rPr>
+        <w:t>{{quantity}}</w:t>
+      </w:r>
+    </w:p>
+    <w:p>
+      <w:pPr>
+        <w:tabs>
+          <w:tab w:pos="3168" w:val="left"/>
+          <w:tab w:pos="3456" w:val="left"/>
+        </w:tabs>
+        <w:spacing w:after="0"/>
+      </w:pPr>
+      <w:r>
+        <w:rPr>
+          <w:rFonts w:ascii="Adani Regular" w:hAnsi="Adani Regular" w:eastAsia="Adani Regular" w:cs="Adani Regular"/>
+          <w:b/>
+          <w:sz w:val="18"/>
+        </w:rPr>
+        <w:t>CONTRACTED QUANTITY (TOTAL)</w:t>
+      </w:r>
+      <w:r>
+        <w:rPr>
+          <w:rFonts w:ascii="Adani Regular" w:hAnsi="Adani Regular" w:eastAsia="Adani Regular" w:cs="Adani Regular"/>
+          <w:b w:val="0"/>
+          <w:sz w:val="18"/>
+        </w:rPr>
+        <w:tab/>
+        <w:t>:</w:t>
+        <w:tab/>
+      </w:r>
+      <w:r>
+        <w:rPr>
+          <w:rFonts w:ascii="Adani Regular" w:hAnsi="Adani Regular" w:eastAsia="Adani Regular" w:cs="Adani Regular"/>
+          <w:b/>
+          <w:i w:val="0"/>
+          <w:sz w:val="18"/>
+        </w:rPr>
+        <w:t>{{contracted_quantity}}</w:t>
+      </w:r>
+    </w:p>
+    <w:p>
+      <w:pPr>
+        <w:tabs>
+          <w:tab w:pos="3168" w:val="left"/>
+          <w:tab w:pos="3456" w:val="left"/>
+        </w:tabs>
+        <w:spacing w:after="0"/>
+      </w:pPr>
+      <w:r>
+        <w:rPr>
+          <w:rFonts w:ascii="Adani Regular" w:hAnsi="Adani Regular" w:eastAsia="Adani Regular" w:cs="Adani Regular"/>
+          <w:b/>
+          <w:sz w:val="18"/>
+        </w:rPr>
+        <w:t>PRICE</w:t>
+      </w:r>
+      <w:r>
+        <w:rPr>
+          <w:rFonts w:ascii="Adani Regular" w:hAnsi="Adani Regular" w:eastAsia="Adani Regular" w:cs="Adani Regular"/>
+          <w:b w:val="0"/>
+          <w:sz w:val="18"/>
+        </w:rPr>
+        <w:tab/>
+        <w:t>:</w:t>
+        <w:tab/>
+      </w:r>
+      <w:r>
+        <w:rPr>
+          <w:rFonts w:ascii="Adani Regular" w:hAnsi="Adani Regular" w:eastAsia="Adani Regular" w:cs="Adani Regular"/>
+          <w:b/>
+          <w:i w:val="0"/>
+          <w:sz w:val="18"/>
+        </w:rPr>
+        <w:t>{{price_terms}}</w:t>
+      </w:r>
+    </w:p>
+    <w:p>
+      <w:pPr>
+        <w:tabs>
+          <w:tab w:pos="3168" w:val="left"/>
+          <w:tab w:pos="3456" w:val="left"/>
+        </w:tabs>
+        <w:spacing w:after="0"/>
+      </w:pPr>
+      <w:r>
+        <w:rPr>
+          <w:rFonts w:ascii="Adani Regular" w:hAnsi="Adani Regular" w:eastAsia="Adani Regular" w:cs="Adani Regular"/>
+          <w:b/>
+          <w:sz w:val="18"/>
+        </w:rPr>
+        <w:t>CURRENCY</w:t>
+      </w:r>
+      <w:r>
+        <w:rPr>
+          <w:rFonts w:ascii="Adani Regular" w:hAnsi="Adani Regular" w:eastAsia="Adani Regular" w:cs="Adani Regular"/>
+          <w:b w:val="0"/>
+          <w:sz w:val="18"/>
+        </w:rPr>
+        <w:tab/>
+        <w:t>:</w:t>
+        <w:tab/>
+      </w:r>
+      <w:r>
+        <w:rPr>
+          <w:rFonts w:ascii="Adani Regular" w:hAnsi="Adani Regular" w:eastAsia="Adani Regular" w:cs="Adani Regular"/>
+          <w:b/>
+          <w:i w:val="0"/>
+          <w:sz w:val="18"/>
+        </w:rPr>
+        <w:t>{{currency}}</w:t>
+      </w:r>
+    </w:p>
+    <w:p>
+      <w:pPr>
+        <w:tabs>
+          <w:tab w:pos="3168" w:val="left"/>
+          <w:tab w:pos="3456" w:val="left"/>
+        </w:tabs>
+        <w:spacing w:after="0"/>
+      </w:pPr>
+      <w:r>
+        <w:rPr>
+          <w:rFonts w:ascii="Adani Regular" w:hAnsi="Adani Regular" w:eastAsia="Adani Regular" w:cs="Adani Regular"/>
+          <w:b/>
+          <w:sz w:val="18"/>
+        </w:rPr>
+        <w:t>PAYMENT CONDITION</w:t>
+      </w:r>
+      <w:r>
+        <w:rPr>
+          <w:rFonts w:ascii="Adani Regular" w:hAnsi="Adani Regular" w:eastAsia="Adani Regular" w:cs="Adani Regular"/>
+          <w:b w:val="0"/>
+          <w:sz w:val="18"/>
+        </w:rPr>
+        <w:tab/>
+        <w:t>:</w:t>
+        <w:tab/>
+      </w:r>
+      <w:r>
+        <w:rPr>
+          <w:rFonts w:ascii="Adani Regular" w:hAnsi="Adani Regular" w:eastAsia="Adani Regular" w:cs="Adani Regular"/>
+          <w:b/>
+          <w:i w:val="0"/>
+          <w:sz w:val="18"/>
+        </w:rPr>
+        <w:t>{{payment_condition}}</w:t>
+      </w:r>
+    </w:p>
+    <w:p>
+      <w:pPr>
+        <w:tabs>
+          <w:tab w:pos="3168" w:val="left"/>
+          <w:tab w:pos="3456" w:val="left"/>
+        </w:tabs>
+        <w:spacing w:after="0"/>
+      </w:pPr>
+      <w:r>
+        <w:rPr>
+          <w:rFonts w:ascii="Adani Regular" w:hAnsi="Adani Regular" w:eastAsia="Adani Regular" w:cs="Adani Regular"/>
+          <w:b/>
+          <w:sz w:val="18"/>
+        </w:rPr>
+        <w:t>PORT OF LOADING</w:t>
+      </w:r>
+      <w:r>
+        <w:rPr>
+          <w:rFonts w:ascii="Adani Regular" w:hAnsi="Adani Regular" w:eastAsia="Adani Regular" w:cs="Adani Regular"/>
+          <w:b w:val="0"/>
+          <w:sz w:val="18"/>
+        </w:rPr>
+        <w:tab/>
+        <w:t>:</w:t>
+        <w:tab/>
+      </w:r>
+      <w:r>
+        <w:rPr>
+          <w:rFonts w:ascii="Adani Regular" w:hAnsi="Adani Regular" w:eastAsia="Adani Regular" w:cs="Adani Regular"/>
+          <w:b/>
+          <w:i w:val="0"/>
+          <w:sz w:val="18"/>
+        </w:rPr>
+        <w:t>{{port_of_loading}}</w:t>
+      </w:r>
+    </w:p>
+    <w:p>
+      <w:pPr>
+        <w:tabs>
+          <w:tab w:pos="3168" w:val="left"/>
+          <w:tab w:pos="3456" w:val="left"/>
+        </w:tabs>
+        <w:spacing w:after="0"/>
+      </w:pPr>
+      <w:r>
+        <w:rPr>
+          <w:rFonts w:ascii="Adani Regular" w:hAnsi="Adani Regular" w:eastAsia="Adani Regular" w:cs="Adani Regular"/>
+          <w:b/>
+          <w:sz w:val="18"/>
+        </w:rPr>
+        <w:t>PORT OF DISCHARGE</w:t>
+      </w:r>
+      <w:r>
+        <w:rPr>
+          <w:rFonts w:ascii="Adani Regular" w:hAnsi="Adani Regular" w:eastAsia="Adani Regular" w:cs="Adani Regular"/>
+          <w:b w:val="0"/>
+          <w:sz w:val="18"/>
+        </w:rPr>
+        <w:tab/>
+        <w:t>:</w:t>
+        <w:tab/>
+      </w:r>
+      <w:r>
+        <w:rPr>
+          <w:rFonts w:ascii="Adani Regular" w:hAnsi="Adani Regular" w:eastAsia="Adani Regular" w:cs="Adani Regular"/>
+          <w:b/>
+          <w:i w:val="0"/>
+          <w:sz w:val="18"/>
+        </w:rPr>
+        <w:t>{{port_of_discharge}}</w:t>
+      </w:r>
+    </w:p>
+    <w:p>
+      <w:pPr>
+        <w:tabs>
+          <w:tab w:pos="3168" w:val="left"/>
+          <w:tab w:pos="3456" w:val="left"/>
+        </w:tabs>
+        <w:spacing w:after="0"/>
+      </w:pPr>
+      <w:r>
+        <w:rPr>
+          <w:rFonts w:ascii="Adani Regular" w:hAnsi="Adani Regular" w:eastAsia="Adani Regular" w:cs="Adani Regular"/>
+          <w:b/>
+          <w:sz w:val="18"/>
+        </w:rPr>
+        <w:t>INLAND CONTAINER DEPOT</w:t>
+      </w:r>
+      <w:r>
+        <w:rPr>
+          <w:rFonts w:ascii="Adani Regular" w:hAnsi="Adani Regular" w:eastAsia="Adani Regular" w:cs="Adani Regular"/>
+          <w:b w:val="0"/>
+          <w:sz w:val="18"/>
+        </w:rPr>
+        <w:tab/>
+        <w:t>:</w:t>
+        <w:tab/>
+      </w:r>
+      <w:r>
+        <w:rPr>
+          <w:rFonts w:ascii="Adani Regular" w:hAnsi="Adani Regular" w:eastAsia="Adani Regular" w:cs="Adani Regular"/>
+          <w:b/>
+          <w:i w:val="0"/>
+          <w:sz w:val="18"/>
+        </w:rPr>
+        <w:t>{{inland_container_depot}}</w:t>
+      </w:r>
+    </w:p>
+    <w:p>
+      <w:pPr>
+        <w:tabs>
+          <w:tab w:pos="3168" w:val="left"/>
+          <w:tab w:pos="3456" w:val="left"/>
+        </w:tabs>
+        <w:spacing w:after="0"/>
+      </w:pPr>
+      <w:r>
+        <w:rPr>
+          <w:rFonts w:ascii="Adani Regular" w:hAnsi="Adani Regular" w:eastAsia="Adani Regular" w:cs="Adani Regular"/>
+          <w:b/>
+          <w:sz w:val="18"/>
+        </w:rPr>
+        <w:t>BILL OF LADING REFERENCE</w:t>
+      </w:r>
+      <w:r>
+        <w:rPr>
+          <w:rFonts w:ascii="Adani Regular" w:hAnsi="Adani Regular" w:eastAsia="Adani Regular" w:cs="Adani Regular"/>
+          <w:b w:val="0"/>
+          <w:sz w:val="18"/>
+        </w:rPr>
+        <w:tab/>
+        <w:t>:</w:t>
+        <w:tab/>
+      </w:r>
+      <w:r>
+        <w:rPr>
+          <w:rFonts w:ascii="Adani Regular" w:hAnsi="Adani Regular" w:eastAsia="Adani Regular" w:cs="Adani Regular"/>
+          <w:b/>
+          <w:i w:val="0"/>
+          <w:sz w:val="18"/>
+        </w:rPr>
+        <w:t>{{bl_reference}}</w:t>
+      </w:r>
+    </w:p>
+    <w:p/>
+    <w:p>
+      <w:pPr>
+        <w:spacing w:after="0"/>
+      </w:pPr>
+      <w:r>
+        <w:t>[[clause:parties]]</w:t>
+      </w:r>
+      <w:r>
+        <w:rPr>
+          <w:rFonts w:ascii="Adani Regular" w:hAnsi="Adani Regular" w:eastAsia="Adani Regular" w:cs="Adani Regular"/>
+          <w:b/>
+          <w:sz w:val="18"/>
+        </w:rPr>
+        <w:t>1. PARTIES AND SUBJECT</w:t>
+      </w:r>
+    </w:p>
+    <w:p>
+      <w:pPr>
+        <w:jc w:val="both"/>
+      </w:pPr>
+      <w:r>
+        <w:rPr>
+          <w:rFonts w:ascii="Adani Regular" w:hAnsi="Adani Regular" w:eastAsia="Adani Regular" w:cs="Adani Regular"/>
+          <w:b w:val="0"/>
+          <w:i w:val="0"/>
+          <w:sz w:val="18"/>
+        </w:rPr>
+        <w:t xml:space="preserve">This contract is made between </w:t>
+      </w:r>
+      <w:r>
+        <w:rPr>
+          <w:rFonts w:ascii="Adani Regular" w:hAnsi="Adani Regular" w:eastAsia="Adani Regular" w:cs="Adani Regular"/>
+          <w:b/>
+          <w:i w:val="0"/>
+          <w:sz w:val="18"/>
+        </w:rPr>
+        <w:t>{{seller}}</w:t>
+      </w:r>
+      <w:r>
+        <w:rPr>
+          <w:rFonts w:ascii="Adani Regular" w:hAnsi="Adani Regular" w:eastAsia="Adani Regular" w:cs="Adani Regular"/>
+          <w:b w:val="0"/>
+          <w:i w:val="0"/>
+          <w:sz w:val="18"/>
+        </w:rPr>
+        <w:t xml:space="preserve"> (“Seller”) and </w:t>
+      </w:r>
+      <w:r>
+        <w:rPr>
+          <w:rFonts w:ascii="Adani Regular" w:hAnsi="Adani Regular" w:eastAsia="Adani Regular" w:cs="Adani Regular"/>
+          <w:b/>
+          <w:i w:val="0"/>
+          <w:sz w:val="18"/>
+        </w:rPr>
+        <w:t>{{buyer}}</w:t>
+      </w:r>
+      <w:r>
+        <w:rPr>
+          <w:rFonts w:ascii="Adani Regular" w:hAnsi="Adani Regular" w:eastAsia="Adani Regular" w:cs="Adani Regular"/>
+          <w:b w:val="0"/>
+          <w:i w:val="0"/>
+          <w:sz w:val="18"/>
+        </w:rPr>
+        <w:t xml:space="preserve"> (“Buyer”) for the sale and purchase of the goods described below, shipped under AGFZE batch reference </w:t>
+      </w:r>
+      <w:r>
+        <w:rPr>
+          <w:rFonts w:ascii="Adani Regular" w:hAnsi="Adani Regular" w:eastAsia="Adani Regular" w:cs="Adani Regular"/>
+          <w:b/>
+          <w:i w:val="0"/>
+          <w:sz w:val="18"/>
+        </w:rPr>
+        <w:t>{{batch_number}}</w:t>
+      </w:r>
+      <w:r>
+        <w:rPr>
+          <w:rFonts w:ascii="Adani Regular" w:hAnsi="Adani Regular" w:eastAsia="Adani Regular" w:cs="Adani Regular"/>
+          <w:b w:val="0"/>
+          <w:i w:val="0"/>
+          <w:sz w:val="18"/>
+        </w:rPr>
+        <w:t>.</w:t>
+      </w:r>
+    </w:p>
+    <w:p>
+      <w:pPr>
+        <w:spacing w:after="0"/>
+      </w:pPr>
+      <w:r>
+        <w:t>[[clause:goods]]</w:t>
+      </w:r>
+      <w:r>
+        <w:rPr>
+          <w:rFonts w:ascii="Adani Regular" w:hAnsi="Adani Regular" w:eastAsia="Adani Regular" w:cs="Adani Regular"/>
+          <w:b/>
+          <w:sz w:val="18"/>
+        </w:rPr>
+        <w:t>2. GOODS</w:t>
+      </w:r>
+    </w:p>
+    <w:p>
+      <w:pPr>
+        <w:jc w:val="both"/>
+      </w:pPr>
+      <w:r>
+        <w:rPr>
+          <w:rFonts w:ascii="Adani Regular" w:hAnsi="Adani Regular" w:eastAsia="Adani Regular" w:cs="Adani Regular"/>
+          <w:b w:val="0"/>
+          <w:i w:val="0"/>
+          <w:sz w:val="18"/>
+        </w:rPr>
+        <w:t xml:space="preserve">Commodity: </w:t>
+      </w:r>
+      <w:r>
+        <w:rPr>
+          <w:rFonts w:ascii="Adani Regular" w:hAnsi="Adani Regular" w:eastAsia="Adani Regular" w:cs="Adani Regular"/>
+          <w:b/>
+          <w:i w:val="0"/>
+          <w:sz w:val="18"/>
+        </w:rPr>
+        <w:t>{{commodity}}</w:t>
+      </w:r>
+      <w:r>
+        <w:rPr>
+          <w:rFonts w:ascii="Adani Regular" w:hAnsi="Adani Regular" w:eastAsia="Adani Regular" w:cs="Adani Regular"/>
+          <w:b w:val="0"/>
+          <w:i w:val="0"/>
+          <w:sz w:val="18"/>
+        </w:rPr>
+        <w:t xml:space="preserve"> (trade grade </w:t>
+      </w:r>
+      <w:r>
+        <w:rPr>
+          <w:rFonts w:ascii="Adani Regular" w:hAnsi="Adani Regular" w:eastAsia="Adani Regular" w:cs="Adani Regular"/>
+          <w:b/>
+          <w:i w:val="0"/>
+          <w:sz w:val="18"/>
+        </w:rPr>
+        <w:t>{{commodity_code}}</w:t>
+      </w:r>
+      <w:r>
+        <w:rPr>
+          <w:rFonts w:ascii="Adani Regular" w:hAnsi="Adani Regular" w:eastAsia="Adani Regular" w:cs="Adani Regular"/>
+          <w:b w:val="0"/>
+          <w:i w:val="0"/>
+          <w:sz w:val="18"/>
+        </w:rPr>
+        <w:t xml:space="preserve">). Quantity for this shipment: </w:t>
+      </w:r>
+      <w:r>
+        <w:rPr>
+          <w:rFonts w:ascii="Adani Regular" w:hAnsi="Adani Regular" w:eastAsia="Adani Regular" w:cs="Adani Regular"/>
+          <w:b/>
+          <w:i w:val="0"/>
+          <w:sz w:val="18"/>
+        </w:rPr>
+        <w:t>{{quantity}}</w:t>
+      </w:r>
+      <w:r>
+        <w:rPr>
+          <w:rFonts w:ascii="Adani Regular" w:hAnsi="Adani Regular" w:eastAsia="Adani Regular" w:cs="Adani Regular"/>
+          <w:b w:val="0"/>
+          <w:i w:val="0"/>
+          <w:sz w:val="18"/>
+        </w:rPr>
+        <w:t xml:space="preserve">, forming part of a total contracted quantity of </w:t>
+      </w:r>
+      <w:r>
+        <w:rPr>
+          <w:rFonts w:ascii="Adani Regular" w:hAnsi="Adani Regular" w:eastAsia="Adani Regular" w:cs="Adani Regular"/>
+          <w:b/>
+          <w:i w:val="0"/>
+          <w:sz w:val="18"/>
+        </w:rPr>
+        <w:t>{{contracted_quantity}}</w:t>
+      </w:r>
+      <w:r>
+        <w:rPr>
+          <w:rFonts w:ascii="Adani Regular" w:hAnsi="Adani Regular" w:eastAsia="Adani Regular" w:cs="Adani Regular"/>
+          <w:b w:val="0"/>
+          <w:i w:val="0"/>
+          <w:sz w:val="18"/>
+        </w:rPr>
+        <w:t xml:space="preserve"> under this contract number. Material is sold on an as-is recovered-metal basis, free of radioactivity, explosives and closed containers.</w:t>
+      </w:r>
+    </w:p>
+    <w:p>
+      <w:pPr>
+        <w:spacing w:after="0"/>
+      </w:pPr>
+      <w:r>
+        <w:t>[[clause:quantity_tolerance]]</w:t>
+      </w:r>
+      <w:r>
+        <w:rPr>
+          <w:rFonts w:ascii="Adani Regular" w:hAnsi="Adani Regular" w:eastAsia="Adani Regular" w:cs="Adani Regular"/>
+          <w:b/>
+          <w:sz w:val="18"/>
+        </w:rPr>
+        <w:t>3. QUANTITY TOLERANCE</w:t>
+      </w:r>
+    </w:p>
+    <w:p>
+      <w:pPr>
+        <w:jc w:val="both"/>
+      </w:pPr>
+      <w:r>
+        <w:rPr>
+          <w:rFonts w:ascii="Adani Regular" w:hAnsi="Adani Regular" w:eastAsia="Adani Regular" w:cs="Adani Regular"/>
+          <w:b w:val="0"/>
+          <w:i w:val="0"/>
+          <w:sz w:val="18"/>
+        </w:rPr>
+        <w:t>Shipped weight may vary from the quantity stated above within the tolerance agreed between the parties. The final settled weight is the outturn weight established at the port of discharge unless the parties have agreed otherwise in writing.</w:t>
+      </w:r>
+    </w:p>
+    <w:p>
+      <w:pPr>
+        <w:spacing w:after="0"/>
+      </w:pPr>
+      <w:r>
+        <w:t>[[clause:pricing_fixed]]</w:t>
+      </w:r>
+      <w:r>
+        <w:rPr>
+          <w:rFonts w:ascii="Adani Regular" w:hAnsi="Adani Regular" w:eastAsia="Adani Regular" w:cs="Adani Regular"/>
+          <w:b/>
+          <w:sz w:val="18"/>
+        </w:rPr>
+        <w:t>4. PRICE</w:t>
+      </w:r>
+    </w:p>
+    <w:p>
+      <w:pPr>
+        <w:jc w:val="both"/>
+      </w:pPr>
+      <w:r>
+        <w:rPr>
+          <w:rFonts w:ascii="Adani Regular" w:hAnsi="Adani Regular" w:eastAsia="Adani Regular" w:cs="Adani Regular"/>
+          <w:b w:val="0"/>
+          <w:i w:val="0"/>
+          <w:sz w:val="18"/>
+        </w:rPr>
+        <w:t xml:space="preserve">The price for this shipment is </w:t>
+      </w:r>
+      <w:r>
+        <w:rPr>
+          <w:rFonts w:ascii="Adani Regular" w:hAnsi="Adani Regular" w:eastAsia="Adani Regular" w:cs="Adani Regular"/>
+          <w:b/>
+          <w:i w:val="0"/>
+          <w:sz w:val="18"/>
+        </w:rPr>
+        <w:t>{{price_terms}}</w:t>
+      </w:r>
+      <w:r>
+        <w:rPr>
+          <w:rFonts w:ascii="Adani Regular" w:hAnsi="Adani Regular" w:eastAsia="Adani Regular" w:cs="Adani Regular"/>
+          <w:b w:val="0"/>
+          <w:i w:val="0"/>
+          <w:sz w:val="18"/>
+        </w:rPr>
+        <w:t>, on the delivery terms stated above. No further price fixation applies to this contract.</w:t>
+      </w:r>
+    </w:p>
+    <w:p>
+      <w:pPr>
+        <w:spacing w:after="0"/>
+      </w:pPr>
+      <w:r>
+        <w:t>[[clause:pricing_lme]]</w:t>
+      </w:r>
+      <w:r>
+        <w:rPr>
+          <w:rFonts w:ascii="Adani Regular" w:hAnsi="Adani Regular" w:eastAsia="Adani Regular" w:cs="Adani Regular"/>
+          <w:b/>
+          <w:sz w:val="18"/>
+        </w:rPr>
+        <w:t>4. PRICE</w:t>
+      </w:r>
+    </w:p>
+    <w:p>
+      <w:pPr>
+        <w:jc w:val="both"/>
+      </w:pPr>
+      <w:r>
+        <w:rPr>
+          <w:rFonts w:ascii="Adani Regular" w:hAnsi="Adani Regular" w:eastAsia="Adani Regular" w:cs="Adani Regular"/>
+          <w:b w:val="0"/>
+          <w:i w:val="0"/>
+          <w:sz w:val="18"/>
+        </w:rPr>
+        <w:t xml:space="preserve">The price for this shipment is </w:t>
+      </w:r>
+      <w:r>
+        <w:rPr>
+          <w:rFonts w:ascii="Adani Regular" w:hAnsi="Adani Regular" w:eastAsia="Adani Regular" w:cs="Adani Regular"/>
+          <w:b/>
+          <w:i w:val="0"/>
+          <w:sz w:val="18"/>
+        </w:rPr>
+        <w:t>{{price_terms}}</w:t>
+      </w:r>
+      <w:r>
+        <w:rPr>
+          <w:rFonts w:ascii="Adani Regular" w:hAnsi="Adani Regular" w:eastAsia="Adani Regular" w:cs="Adani Regular"/>
+          <w:b w:val="0"/>
+          <w:i w:val="0"/>
+          <w:sz w:val="18"/>
+        </w:rPr>
+        <w:t xml:space="preserve">, calculated on the London Metal Exchange cash settlement for the relevant grade over the pricing period agreed between the parties, settled in </w:t>
+      </w:r>
+      <w:r>
+        <w:rPr>
+          <w:rFonts w:ascii="Adani Regular" w:hAnsi="Adani Regular" w:eastAsia="Adani Regular" w:cs="Adani Regular"/>
+          <w:b/>
+          <w:i w:val="0"/>
+          <w:sz w:val="18"/>
+        </w:rPr>
+        <w:t>{{currency}}</w:t>
+      </w:r>
+      <w:r>
+        <w:rPr>
+          <w:rFonts w:ascii="Adani Regular" w:hAnsi="Adani Regular" w:eastAsia="Adani Regular" w:cs="Adani Regular"/>
+          <w:b w:val="0"/>
+          <w:i w:val="0"/>
+          <w:sz w:val="18"/>
+        </w:rPr>
+        <w:t>, on the delivery terms stated above.</w:t>
+      </w:r>
+    </w:p>
+    <w:p>
+      <w:pPr>
+        <w:spacing w:after="0"/>
+      </w:pPr>
+      <w:r>
+        <w:t>[[clause:price_fixation]]</w:t>
+      </w:r>
+      <w:r>
+        <w:rPr>
+          <w:rFonts w:ascii="Adani Regular" w:hAnsi="Adani Regular" w:eastAsia="Adani Regular" w:cs="Adani Regular"/>
+          <w:b/>
+          <w:sz w:val="18"/>
+        </w:rPr>
+        <w:t>5. PRICE FIXATION</w:t>
+      </w:r>
+    </w:p>
+    <w:p>
+      <w:pPr>
+        <w:jc w:val="both"/>
+      </w:pPr>
+      <w:r>
+        <w:rPr>
+          <w:rFonts w:ascii="Adani Regular" w:hAnsi="Adani Regular" w:eastAsia="Adani Regular" w:cs="Adani Regular"/>
+          <w:b w:val="0"/>
+          <w:i w:val="0"/>
+          <w:sz w:val="18"/>
+        </w:rPr>
+        <w:t>Buyer shall declare its fixation in writing to Seller during the agreed pricing period. Where Buyer has not declared a fixation by the close of that period, the price shall be established on the basis agreed between the parties.</w:t>
+      </w:r>
+    </w:p>
+    <w:p>
+      <w:pPr>
+        <w:spacing w:after="0"/>
+      </w:pPr>
+      <w:r>
+        <w:t>[[clause:payment_cad]]</w:t>
+      </w:r>
+      <w:r>
+        <w:rPr>
+          <w:rFonts w:ascii="Adani Regular" w:hAnsi="Adani Regular" w:eastAsia="Adani Regular" w:cs="Adani Regular"/>
+          <w:b/>
+          <w:sz w:val="18"/>
+        </w:rPr>
+        <w:t>6. PAYMENT</w:t>
+      </w:r>
+    </w:p>
+    <w:p>
+      <w:pPr>
+        <w:jc w:val="both"/>
+      </w:pPr>
+      <w:r>
+        <w:rPr>
+          <w:rFonts w:ascii="Adani Regular" w:hAnsi="Adani Regular" w:eastAsia="Adani Regular" w:cs="Adani Regular"/>
+          <w:b w:val="0"/>
+          <w:i w:val="0"/>
+          <w:sz w:val="18"/>
+        </w:rPr>
+        <w:t>Payment is on Cash Against Documents (</w:t>
+      </w:r>
+      <w:r>
+        <w:rPr>
+          <w:rFonts w:ascii="Adani Regular" w:hAnsi="Adani Regular" w:eastAsia="Adani Regular" w:cs="Adani Regular"/>
+          <w:b/>
+          <w:i w:val="0"/>
+          <w:sz w:val="18"/>
+        </w:rPr>
+        <w:t>{{payment_condition}}</w:t>
+      </w:r>
+      <w:r>
+        <w:rPr>
+          <w:rFonts w:ascii="Adani Regular" w:hAnsi="Adani Regular" w:eastAsia="Adani Regular" w:cs="Adani Regular"/>
+          <w:b w:val="0"/>
+          <w:i w:val="0"/>
+          <w:sz w:val="18"/>
+        </w:rPr>
+        <w:t>). Seller shall present the full documentary set through the agreed channel, and Buyer shall pay against presentation of those documents.</w:t>
+      </w:r>
+    </w:p>
+    <w:p>
+      <w:pPr>
+        <w:spacing w:after="0"/>
+      </w:pPr>
+      <w:r>
+        <w:t>[[clause:payment_tt]]</w:t>
+      </w:r>
+      <w:r>
+        <w:rPr>
+          <w:rFonts w:ascii="Adani Regular" w:hAnsi="Adani Regular" w:eastAsia="Adani Regular" w:cs="Adani Regular"/>
+          <w:b/>
+          <w:sz w:val="18"/>
+        </w:rPr>
+        <w:t>6. PAYMENT</w:t>
+      </w:r>
+    </w:p>
+    <w:p>
+      <w:pPr>
+        <w:jc w:val="both"/>
+      </w:pPr>
+      <w:r>
+        <w:rPr>
+          <w:rFonts w:ascii="Adani Regular" w:hAnsi="Adani Regular" w:eastAsia="Adani Regular" w:cs="Adani Regular"/>
+          <w:b w:val="0"/>
+          <w:i w:val="0"/>
+          <w:sz w:val="18"/>
+        </w:rPr>
+        <w:t>Payment is by telegraphic transfer (</w:t>
+      </w:r>
+      <w:r>
+        <w:rPr>
+          <w:rFonts w:ascii="Adani Regular" w:hAnsi="Adani Regular" w:eastAsia="Adani Regular" w:cs="Adani Regular"/>
+          <w:b/>
+          <w:i w:val="0"/>
+          <w:sz w:val="18"/>
+        </w:rPr>
+        <w:t>{{payment_condition}}</w:t>
+      </w:r>
+      <w:r>
+        <w:rPr>
+          <w:rFonts w:ascii="Adani Regular" w:hAnsi="Adani Regular" w:eastAsia="Adani Regular" w:cs="Adani Regular"/>
+          <w:b w:val="0"/>
+          <w:i w:val="0"/>
+          <w:sz w:val="18"/>
+        </w:rPr>
+        <w:t xml:space="preserve">) to Seller's nominated account, in </w:t>
+      </w:r>
+      <w:r>
+        <w:rPr>
+          <w:rFonts w:ascii="Adani Regular" w:hAnsi="Adani Regular" w:eastAsia="Adani Regular" w:cs="Adani Regular"/>
+          <w:b/>
+          <w:i w:val="0"/>
+          <w:sz w:val="18"/>
+        </w:rPr>
+        <w:t>{{currency}}</w:t>
+      </w:r>
+      <w:r>
+        <w:rPr>
+          <w:rFonts w:ascii="Adani Regular" w:hAnsi="Adani Regular" w:eastAsia="Adani Regular" w:cs="Adani Regular"/>
+          <w:b w:val="0"/>
+          <w:i w:val="0"/>
+          <w:sz w:val="18"/>
+        </w:rPr>
+        <w:t xml:space="preserve"> and in cleared funds, on the terms agreed between the parties. Release of the transport documents follows receipt of cleared funds.</w:t>
+      </w:r>
+    </w:p>
+    <w:p>
+      <w:pPr>
+        <w:spacing w:after="0"/>
+      </w:pPr>
+      <w:r>
+        <w:t>[[clause:delivery]]</w:t>
+      </w:r>
+      <w:r>
+        <w:rPr>
+          <w:rFonts w:ascii="Adani Regular" w:hAnsi="Adani Regular" w:eastAsia="Adani Regular" w:cs="Adani Regular"/>
+          <w:b/>
+          <w:sz w:val="18"/>
+        </w:rPr>
+        <w:t>7. DELIVERY AND SHIPMENT</w:t>
+      </w:r>
+    </w:p>
+    <w:p>
+      <w:pPr>
+        <w:jc w:val="both"/>
+      </w:pPr>
+      <w:r>
+        <w:rPr>
+          <w:rFonts w:ascii="Adani Regular" w:hAnsi="Adani Regular" w:eastAsia="Adani Regular" w:cs="Adani Regular"/>
+          <w:b w:val="0"/>
+          <w:i w:val="0"/>
+          <w:sz w:val="18"/>
+        </w:rPr>
+        <w:t xml:space="preserve">Shipment is from </w:t>
+      </w:r>
+      <w:r>
+        <w:rPr>
+          <w:rFonts w:ascii="Adani Regular" w:hAnsi="Adani Regular" w:eastAsia="Adani Regular" w:cs="Adani Regular"/>
+          <w:b/>
+          <w:i w:val="0"/>
+          <w:sz w:val="18"/>
+        </w:rPr>
+        <w:t>{{port_of_loading}}</w:t>
+      </w:r>
+      <w:r>
+        <w:rPr>
+          <w:rFonts w:ascii="Adani Regular" w:hAnsi="Adani Regular" w:eastAsia="Adani Regular" w:cs="Adani Regular"/>
+          <w:b w:val="0"/>
+          <w:i w:val="0"/>
+          <w:sz w:val="18"/>
+        </w:rPr>
+        <w:t xml:space="preserve"> to </w:t>
+      </w:r>
+      <w:r>
+        <w:rPr>
+          <w:rFonts w:ascii="Adani Regular" w:hAnsi="Adani Regular" w:eastAsia="Adani Regular" w:cs="Adani Regular"/>
+          <w:b/>
+          <w:i w:val="0"/>
+          <w:sz w:val="18"/>
+        </w:rPr>
+        <w:t>{{port_of_discharge}}</w:t>
+      </w:r>
+      <w:r>
+        <w:rPr>
+          <w:rFonts w:ascii="Adani Regular" w:hAnsi="Adani Regular" w:eastAsia="Adani Regular" w:cs="Adani Regular"/>
+          <w:b w:val="0"/>
+          <w:i w:val="0"/>
+          <w:sz w:val="18"/>
+        </w:rPr>
+        <w:t xml:space="preserve">. Where an inland container depot is nominated, it is </w:t>
+      </w:r>
+      <w:r>
+        <w:rPr>
+          <w:rFonts w:ascii="Adani Regular" w:hAnsi="Adani Regular" w:eastAsia="Adani Regular" w:cs="Adani Regular"/>
+          <w:b/>
+          <w:i w:val="0"/>
+          <w:sz w:val="18"/>
+        </w:rPr>
+        <w:t>{{inland_container_depot}}</w:t>
+      </w:r>
+      <w:r>
+        <w:rPr>
+          <w:rFonts w:ascii="Adani Regular" w:hAnsi="Adani Regular" w:eastAsia="Adani Regular" w:cs="Adani Regular"/>
+          <w:b w:val="0"/>
+          <w:i w:val="0"/>
+          <w:sz w:val="18"/>
+        </w:rPr>
+        <w:t xml:space="preserve">. Bill of lading reference for this shipment: </w:t>
+      </w:r>
+      <w:r>
+        <w:rPr>
+          <w:rFonts w:ascii="Adani Regular" w:hAnsi="Adani Regular" w:eastAsia="Adani Regular" w:cs="Adani Regular"/>
+          <w:b/>
+          <w:i w:val="0"/>
+          <w:sz w:val="18"/>
+        </w:rPr>
+        <w:t>{{bl_reference}}</w:t>
+      </w:r>
+      <w:r>
+        <w:rPr>
+          <w:rFonts w:ascii="Adani Regular" w:hAnsi="Adani Regular" w:eastAsia="Adani Regular" w:cs="Adani Regular"/>
+          <w:b w:val="0"/>
+          <w:i w:val="0"/>
+          <w:sz w:val="18"/>
+        </w:rPr>
+        <w:t>.</w:t>
+      </w:r>
+    </w:p>
+    <w:p>
+      <w:pPr>
+        <w:spacing w:after="0"/>
+      </w:pPr>
+      <w:r>
+        <w:t>[[clause:documents]]</w:t>
+      </w:r>
+      <w:r>
+        <w:rPr>
+          <w:rFonts w:ascii="Adani Regular" w:hAnsi="Adani Regular" w:eastAsia="Adani Regular" w:cs="Adani Regular"/>
+          <w:b/>
+          <w:sz w:val="18"/>
+        </w:rPr>
+        <w:t>8. DOCUMENTS AND DESTINATION REQUIREMENTS</w:t>
+      </w:r>
+    </w:p>
+    <w:p>
+      <w:pPr>
+        <w:jc w:val="both"/>
+      </w:pPr>
+      <w:r>
+        <w:rPr>
+          <w:rFonts w:ascii="Adani Regular" w:hAnsi="Adani Regular" w:eastAsia="Adani Regular" w:cs="Adani Regular"/>
+          <w:b w:val="0"/>
+          <w:i w:val="0"/>
+          <w:sz w:val="18"/>
+        </w:rPr>
+        <w:t xml:space="preserve">Seller shall provide the commercial invoice, packing list, bill of lading and certificate of origin, together with any further document the destination requires. </w:t>
+      </w:r>
+      <w:r>
+        <w:rPr>
+          <w:rFonts w:ascii="Adani Regular" w:hAnsi="Adani Regular" w:eastAsia="Adani Regular" w:cs="Adani Regular"/>
+          <w:b/>
+          <w:i w:val="0"/>
+          <w:sz w:val="18"/>
+        </w:rPr>
+        <w:t>{{territory_reference}}</w:t>
+      </w:r>
+    </w:p>
+    <w:p>
+      <w:pPr>
+        <w:spacing w:after="0"/>
+      </w:pPr>
+      <w:r>
+        <w:t>[[clause:inspection]]</w:t>
+      </w:r>
+      <w:r>
+        <w:rPr>
+          <w:rFonts w:ascii="Adani Regular" w:hAnsi="Adani Regular" w:eastAsia="Adani Regular" w:cs="Adani Regular"/>
+          <w:b/>
+          <w:sz w:val="18"/>
+        </w:rPr>
+        <w:t>9. INSPECTION</w:t>
+      </w:r>
+    </w:p>
+    <w:p>
+      <w:pPr>
+        <w:jc w:val="both"/>
+      </w:pPr>
+      <w:r>
+        <w:rPr>
+          <w:rFonts w:ascii="Adani Regular" w:hAnsi="Adani Regular" w:eastAsia="Adani Regular" w:cs="Adani Regular"/>
+          <w:b w:val="0"/>
+          <w:i w:val="0"/>
+          <w:sz w:val="18"/>
+        </w:rPr>
+        <w:t>Either party may appoint an independent surveyor at the port of loading or the port of discharge, at its own cost, and the other party shall be given reasonable notice of any such appointment.</w:t>
+      </w:r>
+    </w:p>
+    <w:p>
+      <w:pPr>
+        <w:spacing w:after="0"/>
+      </w:pPr>
+      <w:r>
+        <w:t>[[clause:title_risk]]</w:t>
+      </w:r>
+      <w:r>
+        <w:rPr>
+          <w:rFonts w:ascii="Adani Regular" w:hAnsi="Adani Regular" w:eastAsia="Adani Regular" w:cs="Adani Regular"/>
+          <w:b/>
+          <w:sz w:val="18"/>
+        </w:rPr>
+        <w:t>10. TITLE AND RISK</w:t>
+      </w:r>
+    </w:p>
+    <w:p>
+      <w:pPr>
+        <w:jc w:val="both"/>
+      </w:pPr>
+      <w:r>
+        <w:rPr>
+          <w:rFonts w:ascii="Adani Regular" w:hAnsi="Adani Regular" w:eastAsia="Adani Regular" w:cs="Adani Regular"/>
+          <w:b w:val="0"/>
+          <w:i w:val="0"/>
+          <w:sz w:val="18"/>
+        </w:rPr>
+        <w:t>Risk passes in accordance with the delivery terms stated above. Title passes to Buyer on receipt by Seller of payment in full and in cleared funds.</w:t>
+      </w:r>
+    </w:p>
+    <w:p>
+      <w:pPr>
+        <w:spacing w:after="0"/>
+      </w:pPr>
+      <w:r>
+        <w:t>[[clause:force_majeure]]</w:t>
+      </w:r>
+      <w:r>
+        <w:rPr>
+          <w:rFonts w:ascii="Adani Regular" w:hAnsi="Adani Regular" w:eastAsia="Adani Regular" w:cs="Adani Regular"/>
+          <w:b/>
+          <w:sz w:val="18"/>
+        </w:rPr>
+        <w:t>11. FORCE MAJEURE</w:t>
+      </w:r>
+    </w:p>
+    <w:p>
+      <w:pPr>
+        <w:jc w:val="both"/>
+      </w:pPr>
+      <w:r>
+        <w:rPr>
+          <w:rFonts w:ascii="Adani Regular" w:hAnsi="Adani Regular" w:eastAsia="Adani Regular" w:cs="Adani Regular"/>
+          <w:b w:val="0"/>
+          <w:i w:val="0"/>
+          <w:sz w:val="18"/>
+        </w:rPr>
+        <w:t>Neither party is liable for a failure to perform caused by an event beyond its reasonable control. The affected party shall notify the other in writing without delay and the parties shall discuss the consequences in good faith.</w:t>
+      </w:r>
+    </w:p>
+    <w:p>
+      <w:pPr>
+        <w:spacing w:after="0"/>
+      </w:pPr>
+      <w:r>
+        <w:t>[[clause:governing_law]]</w:t>
+      </w:r>
+      <w:r>
+        <w:rPr>
+          <w:rFonts w:ascii="Adani Regular" w:hAnsi="Adani Regular" w:eastAsia="Adani Regular" w:cs="Adani Regular"/>
+          <w:b/>
+          <w:sz w:val="18"/>
+        </w:rPr>
+        <w:t>12. GOVERNING LAW</w:t>
+      </w:r>
+    </w:p>
+    <w:p>
+      <w:pPr>
+        <w:jc w:val="both"/>
+      </w:pPr>
+      <w:r>
+        <w:rPr>
+          <w:rFonts w:ascii="Adani Regular" w:hAnsi="Adani Regular" w:eastAsia="Adani Regular" w:cs="Adani Regular"/>
+          <w:b w:val="0"/>
+          <w:i w:val="0"/>
+          <w:sz w:val="18"/>
+        </w:rPr>
+        <w:t>This contract is governed by the law agreed between the parties, and any dispute arising out of it is to be resolved in the forum the parties have agreed.</w:t>
+      </w:r>
+    </w:p>
+    <w:p/>
     <w:tbl>
       <w:tblPr>
-        <w:tblStyle w:val="TableGrid"/>
         <w:tblW w:type="auto" w:w="0"/>
+        <w:tblLayout w:type="autofit"/>
         <w:tblLook w:firstColumn="1" w:firstRow="1" w:lastColumn="0" w:lastRow="0" w:noHBand="0" w:noVBand="1" w:val="04A0"/>
       </w:tblPr>
       <w:tblGrid>
-        <w:gridCol w:w="4320"/>
-        <w:gridCol w:w="4320"/>
+        <w:gridCol w:w="4590"/>
+        <w:gridCol w:w="4590"/>
       </w:tblGrid>
       <w:tr>
         <w:tc>
           <w:tcPr>
-            <w:tcW w:type="dxa" w:w="4320"/>
+            <w:tcW w:type="dxa" w:w="4590"/>
           </w:tcPr>
           <w:p>
+            <w:pPr>
+              <w:spacing w:after="0"/>
+            </w:pPr>
             <w:r>
               <w:rPr>
+                <w:rFonts w:ascii="Adani Regular" w:hAnsi="Adani Regular" w:eastAsia="Adani Regular" w:cs="Adani Regular"/>
                 <w:b/>
                 <w:sz w:val="18"/>
               </w:rPr>
-              <w:t>Sales contract number</w:t>
+              <w:t>THE SELLER</w:t>
+            </w:r>
+          </w:p>
+          <w:p>
+            <w:pPr>
+              <w:spacing w:after="0"/>
+            </w:pPr>
+            <w:r>
+              <w:rPr>
+                <w:rFonts w:ascii="Adani Regular" w:hAnsi="Adani Regular" w:eastAsia="Adani Regular" w:cs="Adani Regular"/>
+                <w:b/>
+                <w:sz w:val="18"/>
+              </w:rPr>
+            </w:r>
+            <w:r>
+              <w:rPr>
+                <w:rFonts w:ascii="Adani Regular" w:hAnsi="Adani Regular" w:eastAsia="Adani Regular" w:cs="Adani Regular"/>
+                <w:b w:val="0"/>
+                <w:i w:val="0"/>
+                <w:sz w:val="18"/>
+              </w:rPr>
+              <w:t xml:space="preserve">FOR </w:t>
+            </w:r>
+            <w:r>
+              <w:rPr>
+                <w:rFonts w:ascii="Adani Regular" w:hAnsi="Adani Regular" w:eastAsia="Adani Regular" w:cs="Adani Regular"/>
+                <w:b/>
+                <w:i w:val="0"/>
+                <w:sz w:val="18"/>
+              </w:rPr>
+              <w:t>{{agfze}}</w:t>
+            </w:r>
+          </w:p>
+          <w:p/>
+          <w:p/>
+          <w:p>
+            <w:pPr>
+              <w:spacing w:after="0"/>
+            </w:pPr>
+            <w:r>
+              <w:rPr>
+                <w:rFonts w:ascii="Adani Regular" w:hAnsi="Adani Regular" w:eastAsia="Adani Regular" w:cs="Adani Regular"/>
+                <w:b/>
+                <w:sz w:val="18"/>
+              </w:rPr>
+              <w:t>AUTHORIZED SIGNATORY</w:t>
             </w:r>
           </w:p>
         </w:tc>
         <w:tc>
           <w:tcPr>
-            <w:tcW w:type="dxa" w:w="4320"/>
+            <w:tcW w:type="dxa" w:w="4590"/>
           </w:tcPr>
           <w:p>
+            <w:pPr>
+              <w:spacing w:after="0"/>
+            </w:pPr>
             <w:r>
               <w:rPr>
-                <w:sz w:val="18"/>
-              </w:rPr>
-              <w:t>{{contract_no}}</w:t>
-            </w:r>
-          </w:p>
-        </w:tc>
-      </w:tr>
-      <w:tr>
-        <w:tc>
-          <w:tcPr>
-            <w:tcW w:type="dxa" w:w="4320"/>
-          </w:tcPr>
-          <w:p>
-            <w:r>
-              <w:rPr>
+                <w:rFonts w:ascii="Adani Regular" w:hAnsi="Adani Regular" w:eastAsia="Adani Regular" w:cs="Adani Regular"/>
                 <w:b/>
                 <w:sz w:val="18"/>
               </w:rPr>
-              <w:t>Date</w:t>
+              <w:t>THE BUYER</w:t>
             </w:r>
           </w:p>
-        </w:tc>
-        <w:tc>
-          <w:tcPr>
-            <w:tcW w:type="dxa" w:w="4320"/>
-          </w:tcPr>
           <w:p>
+            <w:pPr>
+              <w:spacing w:after="0"/>
+            </w:pPr>
             <w:r>
               <w:rPr>
-                <w:sz w:val="18"/>
-              </w:rPr>
-              <w:t>{{contract_date}}</w:t>
-            </w:r>
-          </w:p>
-        </w:tc>
-      </w:tr>
-      <w:tr>
-        <w:tc>
-          <w:tcPr>
-            <w:tcW w:type="dxa" w:w="4320"/>
-          </w:tcPr>
-          <w:p>
-            <w:r>
-              <w:rPr>
+                <w:rFonts w:ascii="Adani Regular" w:hAnsi="Adani Regular" w:eastAsia="Adani Regular" w:cs="Adani Regular"/>
                 <w:b/>
                 <w:sz w:val="18"/>
               </w:rPr>
-              <w:t>AGFZE batch reference</w:t>
             </w:r>
-          </w:p>
-        </w:tc>
-        <w:tc>
-          <w:tcPr>
-            <w:tcW w:type="dxa" w:w="4320"/>
-          </w:tcPr>
-          <w:p>
             <w:r>
               <w:rPr>
+                <w:rFonts w:ascii="Adani Regular" w:hAnsi="Adani Regular" w:eastAsia="Adani Regular" w:cs="Adani Regular"/>
+                <w:b w:val="0"/>
+                <w:i w:val="0"/>
                 <w:sz w:val="18"/>
               </w:rPr>
-              <w:t>{{batch_number}}</w:t>
+              <w:t xml:space="preserve">FOR </w:t>
             </w:r>
-          </w:p>
-        </w:tc>
-      </w:tr>
-      <w:tr>
-        <w:tc>
-          <w:tcPr>
-            <w:tcW w:type="dxa" w:w="4320"/>
-          </w:tcPr>
-          <w:p>
             <w:r>
               <w:rPr>
+                <w:rFonts w:ascii="Adani Regular" w:hAnsi="Adani Regular" w:eastAsia="Adani Regular" w:cs="Adani Regular"/>
                 <w:b/>
-                <w:sz w:val="18"/>
-              </w:rPr>
-              <w:t>Seller</w:t>
-            </w:r>
-          </w:p>
-        </w:tc>
-        <w:tc>
-          <w:tcPr>
-            <w:tcW w:type="dxa" w:w="4320"/>
-          </w:tcPr>
-          <w:p>
-            <w:r>
-              <w:rPr>
-                <w:sz w:val="18"/>
-              </w:rPr>
-              <w:t>{{seller}}</w:t>
-            </w:r>
-          </w:p>
-        </w:tc>
-      </w:tr>
-      <w:tr>
-        <w:tc>
-          <w:tcPr>
-            <w:tcW w:type="dxa" w:w="4320"/>
-          </w:tcPr>
-          <w:p>
-            <w:r>
-              <w:rPr>
-                <w:b/>
-                <w:sz w:val="18"/>
-              </w:rPr>
-              <w:t>Buyer</w:t>
-            </w:r>
-          </w:p>
-        </w:tc>
-        <w:tc>
-          <w:tcPr>
-            <w:tcW w:type="dxa" w:w="4320"/>
-          </w:tcPr>
-          <w:p>
-            <w:r>
-              <w:rPr>
+                <w:i w:val="0"/>
                 <w:sz w:val="18"/>
               </w:rPr>
               <w:t>{{buyer}}</w:t>
             </w:r>
           </w:p>
-        </w:tc>
-      </w:tr>
-      <w:tr>
-        <w:tc>
-          <w:tcPr>
-            <w:tcW w:type="dxa" w:w="4320"/>
-          </w:tcPr>
+          <w:p/>
+          <w:p/>
           <w:p>
+            <w:pPr>
+              <w:spacing w:after="0"/>
+            </w:pPr>
             <w:r>
               <w:rPr>
+                <w:rFonts w:ascii="Adani Regular" w:hAnsi="Adani Regular" w:eastAsia="Adani Regular" w:cs="Adani Regular"/>
                 <w:b/>
                 <w:sz w:val="18"/>
               </w:rPr>
-              <w:t>Destination territory</w:t>
-            </w:r>
-          </w:p>
-        </w:tc>
-        <w:tc>
-          <w:tcPr>
-            <w:tcW w:type="dxa" w:w="4320"/>
-          </w:tcPr>
-          <w:p>
-            <w:r>
-              <w:rPr>
-                <w:sz w:val="18"/>
-              </w:rPr>
-              <w:t>{{territory}}</w:t>
-            </w:r>
-          </w:p>
-        </w:tc>
-      </w:tr>
-      <w:tr>
-        <w:tc>
-          <w:tcPr>
-            <w:tcW w:type="dxa" w:w="4320"/>
-          </w:tcPr>
-          <w:p>
-            <w:r>
-              <w:rPr>
-                <w:b/>
-                <w:sz w:val="18"/>
-              </w:rPr>
-              <w:t>Commodity</w:t>
-            </w:r>
-          </w:p>
-        </w:tc>
-        <w:tc>
-          <w:tcPr>
-            <w:tcW w:type="dxa" w:w="4320"/>
-          </w:tcPr>
-          <w:p>
-            <w:r>
-              <w:rPr>
-                <w:sz w:val="18"/>
-              </w:rPr>
-              <w:t>{{commodity}}</w:t>
-            </w:r>
-          </w:p>
-        </w:tc>
-      </w:tr>
-      <w:tr>
-        <w:tc>
-          <w:tcPr>
-            <w:tcW w:type="dxa" w:w="4320"/>
-          </w:tcPr>
-          <w:p>
-            <w:r>
-              <w:rPr>
-                <w:b/>
-                <w:sz w:val="18"/>
-              </w:rPr>
-              <w:t>Trade grade</w:t>
-            </w:r>
-          </w:p>
-        </w:tc>
-        <w:tc>
-          <w:tcPr>
-            <w:tcW w:type="dxa" w:w="4320"/>
-          </w:tcPr>
-          <w:p>
-            <w:r>
-              <w:rPr>
-                <w:sz w:val="18"/>
-              </w:rPr>
-              <w:t>{{commodity_code}}</w:t>
-            </w:r>
-          </w:p>
-        </w:tc>
-      </w:tr>
-      <w:tr>
-        <w:tc>
-          <w:tcPr>
-            <w:tcW w:type="dxa" w:w="4320"/>
-          </w:tcPr>
-          <w:p>
-            <w:r>
-              <w:rPr>
-                <w:b/>
-                <w:sz w:val="18"/>
-              </w:rPr>
-              <w:t>Quantity (this shipment)</w:t>
-            </w:r>
-          </w:p>
-        </w:tc>
-        <w:tc>
-          <w:tcPr>
-            <w:tcW w:type="dxa" w:w="4320"/>
-          </w:tcPr>
-          <w:p>
-            <w:r>
-              <w:rPr>
-                <w:sz w:val="18"/>
-              </w:rPr>
-              <w:t>{{quantity}}</w:t>
-            </w:r>
-          </w:p>
-        </w:tc>
-      </w:tr>
-      <w:tr>
-        <w:tc>
-          <w:tcPr>
-            <w:tcW w:type="dxa" w:w="4320"/>
-          </w:tcPr>
-          <w:p>
-            <w:r>
-              <w:rPr>
-                <w:b/>
-                <w:sz w:val="18"/>
-              </w:rPr>
-              <w:t>Contracted quantity (total)</w:t>
-            </w:r>
-          </w:p>
-        </w:tc>
-        <w:tc>
-          <w:tcPr>
-            <w:tcW w:type="dxa" w:w="4320"/>
-          </w:tcPr>
-          <w:p>
-            <w:r>
-              <w:rPr>
-                <w:sz w:val="18"/>
-              </w:rPr>
-              <w:t>{{contracted_quantity}}</w:t>
-            </w:r>
-          </w:p>
-        </w:tc>
-      </w:tr>
-      <w:tr>
-        <w:tc>
-          <w:tcPr>
-            <w:tcW w:type="dxa" w:w="4320"/>
-          </w:tcPr>
-          <w:p>
-            <w:r>
-              <w:rPr>
-                <w:b/>
-                <w:sz w:val="18"/>
-              </w:rPr>
-              <w:t>Price</w:t>
-            </w:r>
-          </w:p>
-        </w:tc>
-        <w:tc>
-          <w:tcPr>
-            <w:tcW w:type="dxa" w:w="4320"/>
-          </w:tcPr>
-          <w:p>
-            <w:r>
-              <w:rPr>
-                <w:sz w:val="18"/>
-              </w:rPr>
-              <w:t>{{price_terms}}</w:t>
-            </w:r>
-          </w:p>
-        </w:tc>
-      </w:tr>
-      <w:tr>
-        <w:tc>
-          <w:tcPr>
-            <w:tcW w:type="dxa" w:w="4320"/>
-          </w:tcPr>
-          <w:p>
-            <w:r>
-              <w:rPr>
-                <w:b/>
-                <w:sz w:val="18"/>
-              </w:rPr>
-              <w:t>Currency</w:t>
-            </w:r>
-          </w:p>
-        </w:tc>
-        <w:tc>
-          <w:tcPr>
-            <w:tcW w:type="dxa" w:w="4320"/>
-          </w:tcPr>
-          <w:p>
-            <w:r>
-              <w:rPr>
-                <w:sz w:val="18"/>
-              </w:rPr>
-              <w:t>{{currency}}</w:t>
-            </w:r>
-          </w:p>
-        </w:tc>
-      </w:tr>
-      <w:tr>
-        <w:tc>
-          <w:tcPr>
-            <w:tcW w:type="dxa" w:w="4320"/>
-          </w:tcPr>
-          <w:p>
-            <w:r>
-              <w:rPr>
-                <w:b/>
-                <w:sz w:val="18"/>
-              </w:rPr>
-              <w:t>Payment condition</w:t>
-            </w:r>
-          </w:p>
-        </w:tc>
-        <w:tc>
-          <w:tcPr>
-            <w:tcW w:type="dxa" w:w="4320"/>
-          </w:tcPr>
-          <w:p>
-            <w:r>
-              <w:rPr>
-                <w:sz w:val="18"/>
-              </w:rPr>
-              <w:t>{{payment_condition}}</w:t>
-            </w:r>
-          </w:p>
-        </w:tc>
-      </w:tr>
-      <w:tr>
-        <w:tc>
-          <w:tcPr>
-            <w:tcW w:type="dxa" w:w="4320"/>
-          </w:tcPr>
-          <w:p>
-            <w:r>
-              <w:rPr>
-                <w:b/>
-                <w:sz w:val="18"/>
-              </w:rPr>
-              <w:t>Port of loading</w:t>
-            </w:r>
-          </w:p>
-        </w:tc>
-        <w:tc>
-          <w:tcPr>
-            <w:tcW w:type="dxa" w:w="4320"/>
-          </w:tcPr>
-          <w:p>
-            <w:r>
-              <w:rPr>
-                <w:sz w:val="18"/>
-              </w:rPr>
-              <w:t>{{port_of_loading}}</w:t>
-            </w:r>
-          </w:p>
-        </w:tc>
-      </w:tr>
-      <w:tr>
-        <w:tc>
-          <w:tcPr>
-            <w:tcW w:type="dxa" w:w="4320"/>
-          </w:tcPr>
-          <w:p>
-            <w:r>
-              <w:rPr>
-                <w:b/>
-                <w:sz w:val="18"/>
-              </w:rPr>
-              <w:t>Port of discharge</w:t>
-            </w:r>
-          </w:p>
-        </w:tc>
-        <w:tc>
-          <w:tcPr>
-            <w:tcW w:type="dxa" w:w="4320"/>
-          </w:tcPr>
-          <w:p>
-            <w:r>
-              <w:rPr>
-                <w:sz w:val="18"/>
-              </w:rPr>
-              <w:t>{{port_of_discharge}}</w:t>
-            </w:r>
-          </w:p>
-        </w:tc>
-      </w:tr>
-      <w:tr>
-        <w:tc>
-          <w:tcPr>
-            <w:tcW w:type="dxa" w:w="4320"/>
-          </w:tcPr>
-          <w:p>
-            <w:r>
-              <w:rPr>
-                <w:b/>
-                <w:sz w:val="18"/>
-              </w:rPr>
-              <w:t>Inland container depot</w:t>
-            </w:r>
-          </w:p>
-        </w:tc>
-        <w:tc>
-          <w:tcPr>
-            <w:tcW w:type="dxa" w:w="4320"/>
-          </w:tcPr>
-          <w:p>
-            <w:r>
-              <w:rPr>
-                <w:sz w:val="18"/>
-              </w:rPr>
-              <w:t>{{inland_container_depot}}</w:t>
-            </w:r>
-          </w:p>
-        </w:tc>
-      </w:tr>
-      <w:tr>
-        <w:tc>
-          <w:tcPr>
-            <w:tcW w:type="dxa" w:w="4320"/>
-          </w:tcPr>
-          <w:p>
-            <w:r>
-              <w:rPr>
-                <w:b/>
-                <w:sz w:val="18"/>
-              </w:rPr>
-              <w:t>Bill of lading reference</w:t>
-            </w:r>
-          </w:p>
-        </w:tc>
-        <w:tc>
-          <w:tcPr>
-            <w:tcW w:type="dxa" w:w="4320"/>
-          </w:tcPr>
-          <w:p>
-            <w:r>
-              <w:rPr>
-                <w:sz w:val="18"/>
-              </w:rPr>
-              <w:t>{{bl_reference}}</w:t>
+              <w:t>AUTHORIZED SIGNATORY</w:t>
             </w:r>
           </w:p>
         </w:tc>
@@ -533,516 +1466,9 @@
     <w:p/>
     <w:p>
       <w:r>
-        <w:t>[[clause:parties]]</w:t>
-      </w:r>
-      <w:r>
         <w:rPr>
-          <w:b/>
-          <w:sz w:val="22"/>
-        </w:rPr>
-        <w:t>1. Parties and subject</w:t>
-      </w:r>
-    </w:p>
-    <w:p>
-      <w:r>
-        <w:rPr>
-          <w:sz w:val="20"/>
-        </w:rPr>
-        <w:t xml:space="preserve">This contract is made between </w:t>
-      </w:r>
-      <w:r>
-        <w:rPr>
-          <w:b/>
-          <w:sz w:val="20"/>
-        </w:rPr>
-        <w:t>{{seller}}</w:t>
-      </w:r>
-      <w:r>
-        <w:rPr>
-          <w:sz w:val="20"/>
-        </w:rPr>
-        <w:t xml:space="preserve"> (“Seller”) and </w:t>
-      </w:r>
-      <w:r>
-        <w:rPr>
-          <w:b/>
-          <w:sz w:val="20"/>
-        </w:rPr>
-        <w:t>{{buyer}}</w:t>
-      </w:r>
-      <w:r>
-        <w:rPr>
-          <w:sz w:val="20"/>
-        </w:rPr>
-        <w:t xml:space="preserve"> (“Buyer”) for the sale and purchase of the goods described below, shipped under AGFZE batch reference </w:t>
-      </w:r>
-      <w:r>
-        <w:rPr>
-          <w:b/>
-          <w:sz w:val="20"/>
-        </w:rPr>
-        <w:t>{{batch_number}}</w:t>
-      </w:r>
-      <w:r>
-        <w:rPr>
-          <w:sz w:val="20"/>
-        </w:rPr>
-        <w:t>.</w:t>
-      </w:r>
-    </w:p>
-    <w:p>
-      <w:r>
-        <w:t>[[clause:goods]]</w:t>
-      </w:r>
-      <w:r>
-        <w:rPr>
-          <w:b/>
-          <w:sz w:val="22"/>
-        </w:rPr>
-        <w:t>2. Goods</w:t>
-      </w:r>
-    </w:p>
-    <w:p>
-      <w:r>
-        <w:rPr>
-          <w:sz w:val="20"/>
-        </w:rPr>
-        <w:t xml:space="preserve">Commodity: </w:t>
-      </w:r>
-      <w:r>
-        <w:rPr>
-          <w:b/>
-          <w:sz w:val="20"/>
-        </w:rPr>
-        <w:t>{{commodity}}</w:t>
-      </w:r>
-      <w:r>
-        <w:rPr>
-          <w:sz w:val="20"/>
-        </w:rPr>
-        <w:t xml:space="preserve"> (trade grade </w:t>
-      </w:r>
-      <w:r>
-        <w:rPr>
-          <w:b/>
-          <w:sz w:val="20"/>
-        </w:rPr>
-        <w:t>{{commodity_code}}</w:t>
-      </w:r>
-      <w:r>
-        <w:rPr>
-          <w:sz w:val="20"/>
-        </w:rPr>
-        <w:t xml:space="preserve">). Quantity for this shipment: </w:t>
-      </w:r>
-      <w:r>
-        <w:rPr>
-          <w:b/>
-          <w:sz w:val="20"/>
-        </w:rPr>
-        <w:t>{{quantity}}</w:t>
-      </w:r>
-      <w:r>
-        <w:rPr>
-          <w:sz w:val="20"/>
-        </w:rPr>
-        <w:t xml:space="preserve">, forming part of a total contracted quantity of </w:t>
-      </w:r>
-      <w:r>
-        <w:rPr>
-          <w:b/>
-          <w:sz w:val="20"/>
-        </w:rPr>
-        <w:t>{{contracted_quantity}}</w:t>
-      </w:r>
-      <w:r>
-        <w:rPr>
-          <w:sz w:val="20"/>
-        </w:rPr>
-        <w:t xml:space="preserve"> under this contract number. Material is sold on an as-is recovered-metal basis, free of radioactivity, explosives and closed containers.</w:t>
-      </w:r>
-    </w:p>
-    <w:p>
-      <w:r>
-        <w:t>[[clause:quantity_tolerance]]</w:t>
-      </w:r>
-      <w:r>
-        <w:rPr>
-          <w:b/>
-          <w:sz w:val="22"/>
-        </w:rPr>
-        <w:t>3. Quantity tolerance</w:t>
-      </w:r>
-    </w:p>
-    <w:p>
-      <w:r>
-        <w:rPr>
-          <w:sz w:val="20"/>
-        </w:rPr>
-        <w:t>Shipped weight may vary from the quantity stated above within the tolerance agreed between the parties. The final settled weight is the outturn weight established at the port of discharge unless the parties have agreed otherwise in writing.</w:t>
-      </w:r>
-    </w:p>
-    <w:p>
-      <w:r>
-        <w:t>[[clause:pricing_fixed]]</w:t>
-      </w:r>
-      <w:r>
-        <w:rPr>
-          <w:b/>
-          <w:sz w:val="22"/>
-        </w:rPr>
-        <w:t>4. Price</w:t>
-      </w:r>
-    </w:p>
-    <w:p>
-      <w:r>
-        <w:rPr>
-          <w:sz w:val="20"/>
-        </w:rPr>
-        <w:t xml:space="preserve">The price for this shipment is </w:t>
-      </w:r>
-      <w:r>
-        <w:rPr>
-          <w:b/>
-          <w:sz w:val="20"/>
-        </w:rPr>
-        <w:t>{{price_terms}}</w:t>
-      </w:r>
-      <w:r>
-        <w:rPr>
-          <w:sz w:val="20"/>
-        </w:rPr>
-        <w:t>, on the delivery terms stated above. No further price fixation applies to this contract.</w:t>
-      </w:r>
-    </w:p>
-    <w:p>
-      <w:r>
-        <w:t>[[clause:pricing_lme]]</w:t>
-      </w:r>
-      <w:r>
-        <w:rPr>
-          <w:b/>
-          <w:sz w:val="22"/>
-        </w:rPr>
-        <w:t>4. Price</w:t>
-      </w:r>
-    </w:p>
-    <w:p>
-      <w:r>
-        <w:rPr>
-          <w:sz w:val="20"/>
-        </w:rPr>
-        <w:t xml:space="preserve">The price for this shipment is </w:t>
-      </w:r>
-      <w:r>
-        <w:rPr>
-          <w:b/>
-          <w:sz w:val="20"/>
-        </w:rPr>
-        <w:t>{{price_terms}}</w:t>
-      </w:r>
-      <w:r>
-        <w:rPr>
-          <w:sz w:val="20"/>
-        </w:rPr>
-        <w:t xml:space="preserve">, calculated on the London Metal Exchange cash settlement for the relevant grade over the pricing period agreed between the parties, settled in </w:t>
-      </w:r>
-      <w:r>
-        <w:rPr>
-          <w:b/>
-          <w:sz w:val="20"/>
-        </w:rPr>
-        <w:t>{{currency}}</w:t>
-      </w:r>
-      <w:r>
-        <w:rPr>
-          <w:sz w:val="20"/>
-        </w:rPr>
-        <w:t>, on the delivery terms stated above.</w:t>
-      </w:r>
-    </w:p>
-    <w:p>
-      <w:r>
-        <w:t>[[clause:price_fixation]]</w:t>
-      </w:r>
-      <w:r>
-        <w:rPr>
-          <w:b/>
-          <w:sz w:val="22"/>
-        </w:rPr>
-        <w:t>5. Price fixation</w:t>
-      </w:r>
-    </w:p>
-    <w:p>
-      <w:r>
-        <w:rPr>
-          <w:sz w:val="20"/>
-        </w:rPr>
-        <w:t>Buyer shall declare its fixation in writing to Seller during the agreed pricing period. Where Buyer has not declared a fixation by the close of that period, the price shall be established on the basis agreed between the parties.</w:t>
-      </w:r>
-    </w:p>
-    <w:p>
-      <w:r>
-        <w:t>[[clause:payment_cad]]</w:t>
-      </w:r>
-      <w:r>
-        <w:rPr>
-          <w:b/>
-          <w:sz w:val="22"/>
-        </w:rPr>
-        <w:t>6. Payment</w:t>
-      </w:r>
-    </w:p>
-    <w:p>
-      <w:r>
-        <w:rPr>
-          <w:sz w:val="20"/>
-        </w:rPr>
-        <w:t>Payment is on Cash Against Documents (</w:t>
-      </w:r>
-      <w:r>
-        <w:rPr>
-          <w:b/>
-          <w:sz w:val="20"/>
-        </w:rPr>
-        <w:t>{{payment_condition}}</w:t>
-      </w:r>
-      <w:r>
-        <w:rPr>
-          <w:sz w:val="20"/>
-        </w:rPr>
-        <w:t>). Seller shall present the full documentary set through the agreed channel, and Buyer shall pay against presentation of those documents.</w:t>
-      </w:r>
-    </w:p>
-    <w:p>
-      <w:r>
-        <w:t>[[clause:payment_tt]]</w:t>
-      </w:r>
-      <w:r>
-        <w:rPr>
-          <w:b/>
-          <w:sz w:val="22"/>
-        </w:rPr>
-        <w:t>6. Payment</w:t>
-      </w:r>
-    </w:p>
-    <w:p>
-      <w:r>
-        <w:rPr>
-          <w:sz w:val="20"/>
-        </w:rPr>
-        <w:t>Payment is by telegraphic transfer (</w:t>
-      </w:r>
-      <w:r>
-        <w:rPr>
-          <w:b/>
-          <w:sz w:val="20"/>
-        </w:rPr>
-        <w:t>{{payment_condition}}</w:t>
-      </w:r>
-      <w:r>
-        <w:rPr>
-          <w:sz w:val="20"/>
-        </w:rPr>
-        <w:t xml:space="preserve">) to Seller's nominated account, in </w:t>
-      </w:r>
-      <w:r>
-        <w:rPr>
-          <w:b/>
-          <w:sz w:val="20"/>
-        </w:rPr>
-        <w:t>{{currency}}</w:t>
-      </w:r>
-      <w:r>
-        <w:rPr>
-          <w:sz w:val="20"/>
-        </w:rPr>
-        <w:t xml:space="preserve"> and in cleared funds, on the terms agreed between the parties. Release of the transport documents follows receipt of cleared funds.</w:t>
-      </w:r>
-    </w:p>
-    <w:p>
-      <w:r>
-        <w:t>[[clause:delivery]]</w:t>
-      </w:r>
-      <w:r>
-        <w:rPr>
-          <w:b/>
-          <w:sz w:val="22"/>
-        </w:rPr>
-        <w:t>7. Delivery and shipment</w:t>
-      </w:r>
-    </w:p>
-    <w:p>
-      <w:r>
-        <w:rPr>
-          <w:sz w:val="20"/>
-        </w:rPr>
-        <w:t xml:space="preserve">Shipment is from </w:t>
-      </w:r>
-      <w:r>
-        <w:rPr>
-          <w:b/>
-          <w:sz w:val="20"/>
-        </w:rPr>
-        <w:t>{{port_of_loading}}</w:t>
-      </w:r>
-      <w:r>
-        <w:rPr>
-          <w:sz w:val="20"/>
-        </w:rPr>
-        <w:t xml:space="preserve"> to </w:t>
-      </w:r>
-      <w:r>
-        <w:rPr>
-          <w:b/>
-          <w:sz w:val="20"/>
-        </w:rPr>
-        <w:t>{{port_of_discharge}}</w:t>
-      </w:r>
-      <w:r>
-        <w:rPr>
-          <w:sz w:val="20"/>
-        </w:rPr>
-        <w:t xml:space="preserve">. Where an inland container depot is nominated, it is </w:t>
-      </w:r>
-      <w:r>
-        <w:rPr>
-          <w:b/>
-          <w:sz w:val="20"/>
-        </w:rPr>
-        <w:t>{{inland_container_depot}}</w:t>
-      </w:r>
-      <w:r>
-        <w:rPr>
-          <w:sz w:val="20"/>
-        </w:rPr>
-        <w:t xml:space="preserve">. Bill of lading reference for this shipment: </w:t>
-      </w:r>
-      <w:r>
-        <w:rPr>
-          <w:b/>
-          <w:sz w:val="20"/>
-        </w:rPr>
-        <w:t>{{bl_reference}}</w:t>
-      </w:r>
-      <w:r>
-        <w:rPr>
-          <w:sz w:val="20"/>
-        </w:rPr>
-        <w:t>.</w:t>
-      </w:r>
-    </w:p>
-    <w:p>
-      <w:r>
-        <w:t>[[clause:documents]]</w:t>
-      </w:r>
-      <w:r>
-        <w:rPr>
-          <w:b/>
-          <w:sz w:val="22"/>
-        </w:rPr>
-        <w:t>8. Documents and destination requirements</w:t>
-      </w:r>
-    </w:p>
-    <w:p>
-      <w:r>
-        <w:rPr>
-          <w:sz w:val="20"/>
-        </w:rPr>
-        <w:t xml:space="preserve">Seller shall provide the commercial invoice, packing list, bill of lading and certificate of origin, together with any further document the destination requires. </w:t>
-      </w:r>
-      <w:r>
-        <w:rPr>
-          <w:b/>
-          <w:sz w:val="20"/>
-        </w:rPr>
-        <w:t>{{territory_reference}}</w:t>
-      </w:r>
-    </w:p>
-    <w:p>
-      <w:r>
-        <w:t>[[clause:inspection]]</w:t>
-      </w:r>
-      <w:r>
-        <w:rPr>
-          <w:b/>
-          <w:sz w:val="22"/>
-        </w:rPr>
-        <w:t>9. Inspection</w:t>
-      </w:r>
-    </w:p>
-    <w:p>
-      <w:r>
-        <w:rPr>
-          <w:sz w:val="20"/>
-        </w:rPr>
-        <w:t>Either party may appoint an independent surveyor at the port of loading or the port of discharge, at its own cost, and the other party shall be given reasonable notice of any such appointment.</w:t>
-      </w:r>
-    </w:p>
-    <w:p>
-      <w:r>
-        <w:t>[[clause:title_risk]]</w:t>
-      </w:r>
-      <w:r>
-        <w:rPr>
-          <w:b/>
-          <w:sz w:val="22"/>
-        </w:rPr>
-        <w:t>10. Title and risk</w:t>
-      </w:r>
-    </w:p>
-    <w:p>
-      <w:r>
-        <w:rPr>
-          <w:sz w:val="20"/>
-        </w:rPr>
-        <w:t>Risk passes in accordance with the delivery terms stated above. Title passes to Buyer on receipt by Seller of payment in full and in cleared funds.</w:t>
-      </w:r>
-    </w:p>
-    <w:p>
-      <w:r>
-        <w:t>[[clause:force_majeure]]</w:t>
-      </w:r>
-      <w:r>
-        <w:rPr>
-          <w:b/>
-          <w:sz w:val="22"/>
-        </w:rPr>
-        <w:t>11. Force majeure</w:t>
-      </w:r>
-    </w:p>
-    <w:p>
-      <w:r>
-        <w:rPr>
-          <w:sz w:val="20"/>
-        </w:rPr>
-        <w:t>Neither party is liable for a failure to perform caused by an event beyond its reasonable control. The affected party shall notify the other in writing without delay and the parties shall discuss the consequences in good faith.</w:t>
-      </w:r>
-    </w:p>
-    <w:p>
-      <w:r>
-        <w:t>[[clause:governing_law]]</w:t>
-      </w:r>
-      <w:r>
-        <w:rPr>
-          <w:b/>
-          <w:sz w:val="22"/>
-        </w:rPr>
-        <w:t>12. Governing law</w:t>
-      </w:r>
-    </w:p>
-    <w:p>
-      <w:r>
-        <w:rPr>
-          <w:sz w:val="20"/>
-        </w:rPr>
-        <w:t>This contract is governed by the law agreed between the parties, and any dispute arising out of it is to be resolved in the forum the parties have agreed.</w:t>
-      </w:r>
-    </w:p>
-    <w:p/>
-    <w:p>
-      <w:r>
-        <w:rPr>
+          <w:rFonts w:ascii="Adani Regular" w:hAnsi="Adani Regular" w:eastAsia="Adani Regular" w:cs="Adani Regular"/>
+          <w:b w:val="0"/>
           <w:i/>
           <w:sz w:val="16"/>
         </w:rPr>
@@ -1050,6 +1476,7 @@
       </w:r>
       <w:r>
         <w:rPr>
+          <w:rFonts w:ascii="Adani Regular" w:hAnsi="Adani Regular" w:eastAsia="Adani Regular" w:cs="Adani Regular"/>
           <w:b/>
           <w:i/>
           <w:sz w:val="16"/>
@@ -1058,6 +1485,8 @@
       </w:r>
       <w:r>
         <w:rPr>
+          <w:rFonts w:ascii="Adani Regular" w:hAnsi="Adani Regular" w:eastAsia="Adani Regular" w:cs="Adani Regular"/>
+          <w:b w:val="0"/>
           <w:i/>
           <w:sz w:val="16"/>
         </w:rPr>
@@ -1065,6 +1494,7 @@
       </w:r>
       <w:r>
         <w:rPr>
+          <w:rFonts w:ascii="Adani Regular" w:hAnsi="Adani Regular" w:eastAsia="Adani Regular" w:cs="Adani Regular"/>
           <w:b/>
           <w:i/>
           <w:sz w:val="16"/>
@@ -1073,6 +1503,8 @@
       </w:r>
       <w:r>
         <w:rPr>
+          <w:rFonts w:ascii="Adani Regular" w:hAnsi="Adani Regular" w:eastAsia="Adani Regular" w:cs="Adani Regular"/>
+          <w:b w:val="0"/>
           <w:i/>
           <w:sz w:val="16"/>
         </w:rPr>
@@ -1080,13 +1512,224 @@
       </w:r>
     </w:p>
     <w:sectPr>
+      <w:headerReference w:type="default" r:id="rId9"/>
+      <w:footerReference w:type="default" r:id="rId10"/>
       <w:pgSz w:w="12240" w:h="15840"/>
-      <w:pgMar w:top="1440" w:right="1800" w:bottom="1440" w:left="1800" w:header="720" w:footer="720" w:gutter="0"/>
+      <w:pgMar w:top="1440" w:right="1440" w:bottom="2088" w:left="1620" w:header="0" w:footer="144" w:gutter="0"/>
       <w:cols w:space="720"/>
       <w:docGrid w:linePitch="360"/>
     </w:sectPr>
   </w:body>
 </w:document>
+</file>
+
+<file path=word/footer1.xml><?xml version="1.0" encoding="utf-8"?>
+<w:ftr xmlns:m="http://schemas.openxmlformats.org/officeDocument/2006/math" xmlns:mc="http://schemas.openxmlformats.org/markup-compatibility/2006" xmlns:mo="http://schemas.microsoft.com/office/mac/office/2008/main" xmlns:mv="urn:schemas-microsoft-com:mac:vml" xmlns:o="urn:schemas-microsoft-com:office:office" xmlns:r="http://schemas.openxmlformats.org/officeDocument/2006/relationships" xmlns:v="urn:schemas-microsoft-com:vml" xmlns:w10="urn:schemas-microsoft-com:office:word" xmlns:w14="http://schemas.microsoft.com/office/word/2010/wordml" xmlns:w="http://schemas.openxmlformats.org/wordprocessingml/2006/main" xmlns:wne="http://schemas.microsoft.com/office/word/2006/wordml" xmlns:wp14="http://schemas.microsoft.com/office/word/2010/wordprocessingDrawing" xmlns:wp="http://schemas.openxmlformats.org/drawingml/2006/wordprocessingDrawing" xmlns:wpc="http://schemas.microsoft.com/office/word/2010/wordprocessingCanvas" xmlns:wpg="http://schemas.microsoft.com/office/word/2010/wordprocessingGroup" xmlns:wpi="http://schemas.microsoft.com/office/word/2010/wordprocessingInk" xmlns:wps="http://schemas.microsoft.com/office/word/2010/wordprocessingShape" mc:Ignorable="w14 wp14">
+  <w:p>
+    <w:pPr>
+      <w:pStyle w:val="Footer"/>
+      <w:spacing w:after="0"/>
+      <w:ind w:hanging="630"/>
+    </w:pPr>
+    <w:r>
+      <w:rPr>
+        <w:rFonts w:ascii="Adani Regular" w:hAnsi="Adani Regular" w:eastAsia="Adani Regular" w:cs="Adani Regular"/>
+        <w:b/>
+        <w:color w:val="333399"/>
+        <w:sz w:val="16"/>
+      </w:rPr>
+      <w:t>اداني دجلوبال م م ح</w:t>
+    </w:r>
+  </w:p>
+  <w:p>
+    <w:pPr>
+      <w:tabs>
+        <w:tab w:pos="1680" w:val="left"/>
+      </w:tabs>
+      <w:spacing w:after="0"/>
+      <w:ind w:hanging="630"/>
+    </w:pPr>
+    <w:r>
+      <w:rPr>
+        <w:rFonts w:ascii="Adani Regular" w:hAnsi="Adani Regular" w:eastAsia="Adani Regular" w:cs="Adani Regular"/>
+        <w:b/>
+        <w:color w:val="4A442A"/>
+        <w:sz w:val="16"/>
+      </w:rPr>
+      <w:t>Adani Global FZE</w:t>
+    </w:r>
+    <w:r>
+      <w:rPr>
+        <w:rFonts w:ascii="Adani Regular" w:hAnsi="Adani Regular" w:eastAsia="Adani Regular" w:cs="Adani Regular"/>
+        <w:b/>
+        <w:color w:val="4A442A"/>
+        <w:sz w:val="16"/>
+      </w:rPr>
+      <w:tab/>
+      <w:t>Tel: +971 4 3611900</w:t>
+    </w:r>
+  </w:p>
+  <w:p>
+    <w:pPr>
+      <w:tabs>
+        <w:tab w:pos="1680" w:val="left"/>
+      </w:tabs>
+      <w:spacing w:after="0"/>
+      <w:ind w:hanging="630"/>
+    </w:pPr>
+    <w:r>
+      <w:rPr>
+        <w:rFonts w:ascii="Adani Regular" w:hAnsi="Adani Regular" w:eastAsia="Adani Regular" w:cs="Adani Regular"/>
+        <w:b/>
+        <w:color w:val="4A442A"/>
+        <w:sz w:val="16"/>
+      </w:rPr>
+      <w:t>Post Box 17186,</w:t>
+    </w:r>
+    <w:r>
+      <w:rPr>
+        <w:rFonts w:ascii="Adani Regular" w:hAnsi="Adani Regular" w:eastAsia="Adani Regular" w:cs="Adani Regular"/>
+        <w:b/>
+        <w:color w:val="4A442A"/>
+        <w:sz w:val="16"/>
+      </w:rPr>
+      <w:tab/>
+      <w:t>Fax: +971 4 3689600</w:t>
+    </w:r>
+  </w:p>
+  <w:p>
+    <w:pPr>
+      <w:tabs>
+        <w:tab w:pos="1680" w:val="left"/>
+      </w:tabs>
+      <w:spacing w:after="0"/>
+      <w:ind w:hanging="630"/>
+    </w:pPr>
+    <w:r>
+      <w:rPr>
+        <w:rFonts w:ascii="Adani Regular" w:hAnsi="Adani Regular" w:eastAsia="Adani Regular" w:cs="Adani Regular"/>
+        <w:b/>
+        <w:color w:val="4A442A"/>
+        <w:sz w:val="16"/>
+      </w:rPr>
+      <w:t>Jebel Ali Free Zone,</w:t>
+    </w:r>
+    <w:r>
+      <w:rPr>
+        <w:rFonts w:ascii="Adani Regular" w:hAnsi="Adani Regular" w:eastAsia="Adani Regular" w:cs="Adani Regular"/>
+        <w:b/>
+        <w:color w:val="4A442A"/>
+        <w:sz w:val="16"/>
+      </w:rPr>
+      <w:tab/>
+      <w:t>info.dubai@adani.in</w:t>
+    </w:r>
+  </w:p>
+  <w:p>
+    <w:pPr>
+      <w:tabs>
+        <w:tab w:pos="1680" w:val="left"/>
+      </w:tabs>
+      <w:spacing w:after="0"/>
+      <w:ind w:hanging="630"/>
+    </w:pPr>
+    <w:r>
+      <w:rPr>
+        <w:rFonts w:ascii="Adani Regular" w:hAnsi="Adani Regular" w:eastAsia="Adani Regular" w:cs="Adani Regular"/>
+        <w:b/>
+        <w:color w:val="4A442A"/>
+        <w:sz w:val="16"/>
+      </w:rPr>
+      <w:t>Dubai, UAE</w:t>
+    </w:r>
+    <w:r>
+      <w:rPr>
+        <w:rFonts w:ascii="Adani Regular" w:hAnsi="Adani Regular" w:eastAsia="Adani Regular" w:cs="Adani Regular"/>
+        <w:b/>
+        <w:color w:val="4A442A"/>
+        <w:sz w:val="16"/>
+      </w:rPr>
+      <w:tab/>
+      <w:t>www.adani.com</w:t>
+    </w:r>
+  </w:p>
+  <w:p>
+    <w:pPr>
+      <w:spacing w:after="0"/>
+      <w:jc w:val="center"/>
+    </w:pPr>
+    <w:r>
+      <w:rPr>
+        <w:rFonts w:ascii="Adani Regular" w:hAnsi="Adani Regular" w:eastAsia="Adani Regular" w:cs="Adani Regular"/>
+        <w:b/>
+        <w:color w:val="808080"/>
+        <w:sz w:val="16"/>
+      </w:rPr>
+      <w:t>ذات مسئولية محدودة تأسست بموجب القانون رقم 9 لسنة 1992</w:t>
+    </w:r>
+  </w:p>
+  <w:p>
+    <w:pPr>
+      <w:spacing w:after="0"/>
+      <w:jc w:val="center"/>
+    </w:pPr>
+    <w:r>
+      <w:rPr>
+        <w:rFonts w:ascii="Adani Regular" w:hAnsi="Adani Regular" w:eastAsia="Adani Regular" w:cs="Adani Regular"/>
+        <w:b/>
+        <w:color w:val="808080"/>
+        <w:sz w:val="16"/>
+      </w:rPr>
+      <w:t>Formed pursuant to Law No.9 of 1992 With Limited Liability</w:t>
+    </w:r>
+  </w:p>
+</w:ftr>
+</file>
+
+<file path=word/header1.xml><?xml version="1.0" encoding="utf-8"?>
+<w:hdr xmlns:m="http://schemas.openxmlformats.org/officeDocument/2006/math" xmlns:mc="http://schemas.openxmlformats.org/markup-compatibility/2006" xmlns:mo="http://schemas.microsoft.com/office/mac/office/2008/main" xmlns:mv="urn:schemas-microsoft-com:mac:vml" xmlns:o="urn:schemas-microsoft-com:office:office" xmlns:r="http://schemas.openxmlformats.org/officeDocument/2006/relationships" xmlns:v="urn:schemas-microsoft-com:vml" xmlns:w10="urn:schemas-microsoft-com:office:word" xmlns:w14="http://schemas.microsoft.com/office/word/2010/wordml" xmlns:w="http://schemas.openxmlformats.org/wordprocessingml/2006/main" xmlns:wne="http://schemas.microsoft.com/office/word/2006/wordml" xmlns:wp14="http://schemas.microsoft.com/office/word/2010/wordprocessingDrawing" xmlns:wp="http://schemas.openxmlformats.org/drawingml/2006/wordprocessingDrawing" xmlns:wpc="http://schemas.microsoft.com/office/word/2010/wordprocessingCanvas" xmlns:wpg="http://schemas.microsoft.com/office/word/2010/wordprocessingGroup" xmlns:wpi="http://schemas.microsoft.com/office/word/2010/wordprocessingInk" xmlns:wps="http://schemas.microsoft.com/office/word/2010/wordprocessingShape" mc:Ignorable="w14 wp14">
+  <w:p>
+    <w:pPr>
+      <w:pStyle w:val="Header"/>
+      <w:spacing w:after="0"/>
+      <w:ind w:hanging="720"/>
+    </w:pPr>
+    <w:r>
+      <w:drawing>
+        <wp:inline xmlns:a="http://schemas.openxmlformats.org/drawingml/2006/main" xmlns:pic="http://schemas.openxmlformats.org/drawingml/2006/picture">
+          <wp:extent cx="1628775" cy="933449"/>
+          <wp:docPr id="1" name="Picture 1"/>
+          <wp:cNvGraphicFramePr>
+            <a:graphicFrameLocks noChangeAspect="1"/>
+          </wp:cNvGraphicFramePr>
+          <a:graphic>
+            <a:graphicData uri="http://schemas.openxmlformats.org/drawingml/2006/picture">
+              <pic:pic>
+                <pic:nvPicPr>
+                  <pic:cNvPr id="0" name="letterhead_logo.jpeg"/>
+                  <pic:cNvPicPr/>
+                </pic:nvPicPr>
+                <pic:blipFill>
+                  <a:blip r:embed="rId1"/>
+                  <a:stretch>
+                    <a:fillRect/>
+                  </a:stretch>
+                </pic:blipFill>
+                <pic:spPr>
+                  <a:xfrm>
+                    <a:off x="0" y="0"/>
+                    <a:ext cx="1628775" cy="933449"/>
+                  </a:xfrm>
+                  <a:prstGeom prst="rect"/>
+                </pic:spPr>
+              </pic:pic>
+            </a:graphicData>
+          </a:graphic>
+        </wp:inline>
+      </w:drawing>
+    </w:r>
+  </w:p>
+</w:hdr>
 </file>
 
 <file path=word/numbering.xml><?xml version="1.0" encoding="utf-8"?>
@@ -1452,6 +2095,10 @@
     <w:name w:val="Normal"/>
     <w:qFormat/>
     <w:rsid w:val="00FC693F"/>
+    <w:rPr>
+      <w:rFonts w:ascii="Adani Regular" w:hAnsi="Adani Regular" w:eastAsia="Adani Regular" w:cs="Adani Regular"/>
+      <w:sz w:val="18"/>
+    </w:rPr>
   </w:style>
   <w:style w:type="paragraph" w:styleId="Header">
     <w:name w:val="header"/>
